--- a/SEM 6/WEBX/Documentation/WEBXEXP9.docx
+++ b/SEM 6/WEBX/Documentation/WEBXEXP9.docx
@@ -2,14 +2,2139 @@
 <file path=word/document.xml><?xml version="1.0" encoding="utf-8"?>
 <w:document xmlns:wpc="http://schemas.microsoft.com/office/word/2010/wordprocessingCanvas" xmlns:cx="http://schemas.microsoft.com/office/drawing/2014/chartex" xmlns:cx1="http://schemas.microsoft.com/office/drawing/2015/9/8/chartex" xmlns:cx2="http://schemas.microsoft.com/office/drawing/2015/10/21/chartex" xmlns:cx3="http://schemas.microsoft.com/office/drawing/2016/5/9/chartex" xmlns:cx4="http://schemas.microsoft.com/office/drawing/2016/5/10/chartex" xmlns:cx5="http://schemas.microsoft.com/office/drawing/2016/5/11/chartex" xmlns:cx6="http://schemas.microsoft.com/office/drawing/2016/5/12/chartex" xmlns:cx7="http://schemas.microsoft.com/office/drawing/2016/5/13/chartex" xmlns:cx8="http://schemas.microsoft.com/office/drawing/2016/5/14/chartex" xmlns:mc="http://schemas.openxmlformats.org/markup-compatibility/2006" xmlns:aink="http://schemas.microsoft.com/office/drawing/2016/ink" xmlns:am3d="http://schemas.microsoft.com/office/drawing/2017/model3d" xmlns:o="urn:schemas-microsoft-com:office:office" xmlns:r="http://schemas.openxmlformats.org/officeDocument/2006/relationships" xmlns:m="http://schemas.openxmlformats.org/officeDocument/2006/math" xmlns:v="urn:schemas-microsoft-com:vml" xmlns:wp14="http://schemas.microsoft.com/office/word/2010/wordprocessingDrawing" xmlns:wp="http://schemas.openxmlformats.org/drawingml/2006/wordprocessingDrawing" xmlns:w10="urn:schemas-microsoft-com:office:word" xmlns:w="http://schemas.openxmlformats.org/wordprocessingml/2006/main" xmlns:w14="http://schemas.microsoft.com/office/word/2010/wordml" xmlns:w15="http://schemas.microsoft.com/office/word/2012/wordml" xmlns:w16cex="http://schemas.microsoft.com/office/word/2018/wordml/cex" xmlns:w16cid="http://schemas.microsoft.com/office/word/2016/wordml/cid" xmlns:w16="http://schemas.microsoft.com/office/word/2018/wordml" xmlns:w16sdtdh="http://schemas.microsoft.com/office/word/2020/wordml/sdtdatahash" xmlns:w16se="http://schemas.microsoft.com/office/word/2015/wordml/symex" xmlns:wpg="http://schemas.microsoft.com/office/word/2010/wordprocessingGroup" xmlns:wpi="http://schemas.microsoft.com/office/word/2010/wordprocessingInk" xmlns:wne="http://schemas.microsoft.com/office/word/2006/wordml" xmlns:wps="http://schemas.microsoft.com/office/word/2010/wordprocessingShape" mc:Ignorable="w14 w15 w16se w16cid w16 w16cex w16sdtdh wp14">
   <w:body>
-    <w:p/>
+    <w:p>
+      <w:pPr>
+        <w:pStyle w:val="H"/>
+      </w:pPr>
+      <w:r>
+        <w:t xml:space="preserve">Aim: </w:t>
+      </w:r>
+      <w:r>
+        <w:t>To implement a weather application using Flask that retrieves and displays weather</w:t>
+      </w:r>
+      <w:r>
+        <w:t xml:space="preserve"> </w:t>
+      </w:r>
+      <w:r>
+        <w:t>information based on user input.</w:t>
+      </w:r>
+    </w:p>
+    <w:p>
+      <w:pPr>
+        <w:pStyle w:val="S"/>
+      </w:pPr>
+    </w:p>
+    <w:p>
+      <w:pPr>
+        <w:pStyle w:val="H"/>
+      </w:pPr>
+      <w:r>
+        <w:t>Q</w:t>
+      </w:r>
+      <w:r>
+        <w:t>1. What is Flask?</w:t>
+      </w:r>
+    </w:p>
+    <w:p>
+      <w:pPr>
+        <w:pStyle w:val="T"/>
+      </w:pPr>
+      <w:r>
+        <w:t xml:space="preserve">Flask is a lightweight and flexible </w:t>
+      </w:r>
+      <w:r>
+        <w:rPr>
+          <w:rStyle w:val="Strong"/>
+        </w:rPr>
+        <w:t>micro web framework</w:t>
+      </w:r>
+      <w:r>
+        <w:t xml:space="preserve"> for Python. It provides tools, libraries, and patterns to build web applications and APIs with minimal code. Unlike full-stack frameworks, Flask keeps the core simple but is highly extensible with extensions for databases, authentication, etc.</w:t>
+      </w:r>
+    </w:p>
+    <w:p>
+      <w:pPr>
+        <w:pStyle w:val="S"/>
+      </w:pPr>
+    </w:p>
+    <w:p>
+      <w:pPr>
+        <w:pStyle w:val="H"/>
+      </w:pPr>
+      <w:r>
+        <w:t>Q</w:t>
+      </w:r>
+      <w:r>
+        <w:t>2. What is an API?</w:t>
+      </w:r>
+    </w:p>
+    <w:p>
+      <w:pPr>
+        <w:pStyle w:val="T"/>
+      </w:pPr>
+      <w:r>
+        <w:t xml:space="preserve">API stands for </w:t>
+      </w:r>
+      <w:r>
+        <w:rPr>
+          <w:rStyle w:val="Strong"/>
+        </w:rPr>
+        <w:t>Application Programming Interface</w:t>
+      </w:r>
+      <w:r>
+        <w:t xml:space="preserve">. It is a set of rules and protocols that allows different software applications to communicate with each other. In web development, a </w:t>
+      </w:r>
+      <w:r>
+        <w:rPr>
+          <w:rStyle w:val="Strong"/>
+        </w:rPr>
+        <w:t>Web API</w:t>
+      </w:r>
+      <w:r>
+        <w:t xml:space="preserve"> (often </w:t>
+      </w:r>
+      <w:r>
+        <w:rPr>
+          <w:rStyle w:val="CodeChar"/>
+        </w:rPr>
+        <w:t>RESTful</w:t>
+      </w:r>
+      <w:r>
+        <w:t>) exposes endpoints (</w:t>
+      </w:r>
+      <w:r>
+        <w:rPr>
+          <w:rStyle w:val="CodeChar"/>
+        </w:rPr>
+        <w:t>URLs</w:t>
+      </w:r>
+      <w:r>
+        <w:t xml:space="preserve">) that accept requests (e.g., </w:t>
+      </w:r>
+      <w:r>
+        <w:rPr>
+          <w:rStyle w:val="CodeChar"/>
+        </w:rPr>
+        <w:t>GET</w:t>
+      </w:r>
+      <w:r>
+        <w:t xml:space="preserve">, </w:t>
+      </w:r>
+      <w:r>
+        <w:rPr>
+          <w:rStyle w:val="CodeChar"/>
+        </w:rPr>
+        <w:t>POST</w:t>
+      </w:r>
+      <w:r>
+        <w:t xml:space="preserve">) and return data (commonly </w:t>
+      </w:r>
+      <w:r>
+        <w:rPr>
+          <w:rStyle w:val="CodeChar"/>
+        </w:rPr>
+        <w:t>JSON</w:t>
+      </w:r>
+      <w:r>
+        <w:t xml:space="preserve"> or </w:t>
+      </w:r>
+      <w:r>
+        <w:rPr>
+          <w:rStyle w:val="CodeChar"/>
+        </w:rPr>
+        <w:t>XML</w:t>
+      </w:r>
+      <w:r>
+        <w:t>) without a graphical user interface.</w:t>
+      </w:r>
+    </w:p>
+    <w:p>
+      <w:pPr>
+        <w:pStyle w:val="S"/>
+      </w:pPr>
+    </w:p>
+    <w:p>
+      <w:pPr>
+        <w:pStyle w:val="H"/>
+      </w:pPr>
+      <w:r>
+        <w:t>Q</w:t>
+      </w:r>
+      <w:r>
+        <w:t>3. What is the purpose of a virtual environment?</w:t>
+      </w:r>
+    </w:p>
+    <w:p>
+      <w:pPr>
+        <w:pStyle w:val="T"/>
+        <w:rPr>
+          <w:lang w:eastAsia="en-IN"/>
+        </w:rPr>
+      </w:pPr>
+      <w:r>
+        <w:rPr>
+          <w:lang w:eastAsia="en-IN"/>
+        </w:rPr>
+        <w:t>A virtual environment is an isolated Python environment that allows you to manage project-specific dependencies without interfering with system-wide Python packages. Its main purposes are:</w:t>
+      </w:r>
+    </w:p>
+    <w:p>
+      <w:pPr>
+        <w:pStyle w:val="L"/>
+        <w:rPr>
+          <w:lang w:eastAsia="en-IN"/>
+        </w:rPr>
+      </w:pPr>
+      <w:r>
+        <w:rPr>
+          <w:lang w:eastAsia="en-IN"/>
+        </w:rPr>
+        <w:t>Avoid version conflicts between projects.</w:t>
+      </w:r>
+    </w:p>
+    <w:p>
+      <w:pPr>
+        <w:pStyle w:val="L"/>
+        <w:rPr>
+          <w:lang w:eastAsia="en-IN"/>
+        </w:rPr>
+      </w:pPr>
+      <w:r>
+        <w:rPr>
+          <w:lang w:eastAsia="en-IN"/>
+        </w:rPr>
+        <w:t>Keep global Python clean and minimal.</w:t>
+      </w:r>
+    </w:p>
+    <w:p>
+      <w:pPr>
+        <w:pStyle w:val="L"/>
+        <w:rPr>
+          <w:lang w:eastAsia="en-IN"/>
+        </w:rPr>
+      </w:pPr>
+      <w:r>
+        <w:rPr>
+          <w:lang w:eastAsia="en-IN"/>
+        </w:rPr>
+        <w:t xml:space="preserve">Reproduce the exact environment across development, testing, and production (e.g., via </w:t>
+      </w:r>
+      <w:r>
+        <w:rPr>
+          <w:rStyle w:val="CodeChar"/>
+        </w:rPr>
+        <w:t>requirements.txt).</w:t>
+      </w:r>
+    </w:p>
+    <w:p>
+      <w:pPr>
+        <w:pStyle w:val="S"/>
+      </w:pPr>
+    </w:p>
+    <w:p>
+      <w:pPr>
+        <w:pStyle w:val="H"/>
+      </w:pPr>
+      <w:r>
+        <w:t>Q</w:t>
+      </w:r>
+      <w:r>
+        <w:t>4. What is HTTP GET method?</w:t>
+      </w:r>
+    </w:p>
+    <w:p>
+      <w:pPr>
+        <w:pStyle w:val="T"/>
+      </w:pPr>
+      <w:r>
+        <w:t xml:space="preserve">The </w:t>
+      </w:r>
+      <w:r>
+        <w:rPr>
+          <w:rStyle w:val="CodeChar"/>
+        </w:rPr>
+        <w:t>GET</w:t>
+      </w:r>
+      <w:r>
+        <w:t xml:space="preserve"> method is one of the </w:t>
+      </w:r>
+      <w:r>
+        <w:rPr>
+          <w:rStyle w:val="CodeChar"/>
+        </w:rPr>
+        <w:t>HTTP</w:t>
+      </w:r>
+      <w:r>
+        <w:t xml:space="preserve"> request methods used to </w:t>
+      </w:r>
+      <w:r>
+        <w:rPr>
+          <w:rStyle w:val="Strong"/>
+        </w:rPr>
+        <w:t>retrieve data</w:t>
+      </w:r>
+      <w:r>
+        <w:t xml:space="preserve"> from a server. It appends parameters to the </w:t>
+      </w:r>
+      <w:r>
+        <w:rPr>
+          <w:rStyle w:val="CodeChar"/>
+        </w:rPr>
+        <w:t>URL</w:t>
+      </w:r>
+      <w:r>
+        <w:t xml:space="preserve"> (query string) and should be </w:t>
+      </w:r>
+      <w:r>
+        <w:rPr>
+          <w:rStyle w:val="Strong"/>
+        </w:rPr>
+        <w:t>idempotent</w:t>
+      </w:r>
+      <w:r>
+        <w:t xml:space="preserve"> (repeating the same request has the same effect) and </w:t>
+      </w:r>
+      <w:r>
+        <w:rPr>
+          <w:rStyle w:val="Strong"/>
+        </w:rPr>
+        <w:t>safe</w:t>
+      </w:r>
+      <w:r>
+        <w:t xml:space="preserve"> (does not change server state). Examples: loading a webpage, fetching search results, or calling an </w:t>
+      </w:r>
+      <w:r>
+        <w:rPr>
+          <w:rStyle w:val="CodeChar"/>
+        </w:rPr>
+        <w:t>API</w:t>
+      </w:r>
+      <w:r>
+        <w:t xml:space="preserve"> endpoint to read data.</w:t>
+      </w:r>
+    </w:p>
+    <w:p>
+      <w:pPr>
+        <w:pStyle w:val="S"/>
+      </w:pPr>
+    </w:p>
+    <w:p>
+      <w:pPr>
+        <w:pStyle w:val="H"/>
+      </w:pPr>
+      <w:r>
+        <w:t>Q</w:t>
+      </w:r>
+      <w:r>
+        <w:t>5. How does a web application handle user input?</w:t>
+      </w:r>
+    </w:p>
+    <w:p>
+      <w:pPr>
+        <w:pStyle w:val="L"/>
+      </w:pPr>
+      <w:r>
+        <w:rPr>
+          <w:rStyle w:val="Strong"/>
+        </w:rPr>
+        <w:t>Capture input</w:t>
+      </w:r>
+      <w:r>
+        <w:t xml:space="preserve"> via </w:t>
+      </w:r>
+      <w:r>
+        <w:rPr>
+          <w:rStyle w:val="CodeChar"/>
+        </w:rPr>
+        <w:t>HTML</w:t>
+      </w:r>
+      <w:r>
+        <w:t xml:space="preserve"> forms, JavaScript events, or </w:t>
+      </w:r>
+      <w:r>
+        <w:rPr>
+          <w:rStyle w:val="CodeChar"/>
+        </w:rPr>
+        <w:t>URL</w:t>
+      </w:r>
+      <w:r>
+        <w:t xml:space="preserve"> parameters.</w:t>
+      </w:r>
+    </w:p>
+    <w:p>
+      <w:pPr>
+        <w:pStyle w:val="L"/>
+      </w:pPr>
+      <w:r>
+        <w:rPr>
+          <w:rStyle w:val="Strong"/>
+        </w:rPr>
+        <w:t>Send to server</w:t>
+      </w:r>
+      <w:r>
+        <w:t xml:space="preserve"> using an HTTP request (</w:t>
+      </w:r>
+      <w:r>
+        <w:rPr>
+          <w:rStyle w:val="CodeChar"/>
+        </w:rPr>
+        <w:t>GET</w:t>
+      </w:r>
+      <w:r>
+        <w:t xml:space="preserve"> with query params, </w:t>
+      </w:r>
+      <w:r>
+        <w:rPr>
+          <w:rStyle w:val="CodeChar"/>
+        </w:rPr>
+        <w:t>POST/PUT</w:t>
+      </w:r>
+      <w:r>
+        <w:t xml:space="preserve"> with form data or </w:t>
+      </w:r>
+      <w:r>
+        <w:rPr>
+          <w:rStyle w:val="CodeChar"/>
+        </w:rPr>
+        <w:t>JSON</w:t>
+      </w:r>
+      <w:r>
+        <w:t xml:space="preserve"> in the request body).</w:t>
+      </w:r>
+    </w:p>
+    <w:p>
+      <w:pPr>
+        <w:pStyle w:val="L"/>
+      </w:pPr>
+      <w:r>
+        <w:rPr>
+          <w:rStyle w:val="Strong"/>
+        </w:rPr>
+        <w:t>Validate and sanitize</w:t>
+      </w:r>
+      <w:r>
+        <w:t xml:space="preserve"> on the server to prevent security issues (e.g., </w:t>
+      </w:r>
+      <w:r>
+        <w:rPr>
+          <w:rStyle w:val="CodeChar"/>
+        </w:rPr>
+        <w:t>SQL injection, XSS</w:t>
+      </w:r>
+      <w:r>
+        <w:t>).</w:t>
+      </w:r>
+    </w:p>
+    <w:p>
+      <w:pPr>
+        <w:pStyle w:val="L"/>
+      </w:pPr>
+      <w:r>
+        <w:rPr>
+          <w:rStyle w:val="Strong"/>
+        </w:rPr>
+        <w:t>Process the data</w:t>
+      </w:r>
+      <w:r>
+        <w:t xml:space="preserve"> (e.g., save to a database, perform calculations).</w:t>
+      </w:r>
+    </w:p>
+    <w:p>
+      <w:pPr>
+        <w:pStyle w:val="L"/>
+      </w:pPr>
+      <w:r>
+        <w:rPr>
+          <w:rStyle w:val="Strong"/>
+        </w:rPr>
+        <w:t>Generate a response</w:t>
+      </w:r>
+      <w:r>
+        <w:t xml:space="preserve"> (</w:t>
+      </w:r>
+      <w:r>
+        <w:rPr>
+          <w:rStyle w:val="CodeChar"/>
+        </w:rPr>
+        <w:t>HTML</w:t>
+      </w:r>
+      <w:r>
+        <w:t xml:space="preserve"> page, redirect, or </w:t>
+      </w:r>
+      <w:r>
+        <w:rPr>
+          <w:rStyle w:val="CodeChar"/>
+        </w:rPr>
+        <w:t>JSON</w:t>
+      </w:r>
+      <w:r>
+        <w:t xml:space="preserve"> data) sent back to the client.</w:t>
+      </w:r>
+    </w:p>
+    <w:p>
+      <w:pPr>
+        <w:pStyle w:val="L"/>
+      </w:pPr>
+      <w:r>
+        <w:rPr>
+          <w:rStyle w:val="Strong"/>
+        </w:rPr>
+        <w:t>Provide feedback</w:t>
+      </w:r>
+      <w:r>
+        <w:t xml:space="preserve"> to the user (success/error messages, updated </w:t>
+      </w:r>
+      <w:r>
+        <w:rPr>
+          <w:rStyle w:val="CodeChar"/>
+        </w:rPr>
+        <w:t>UI</w:t>
+      </w:r>
+      <w:r>
+        <w:t>).</w:t>
+      </w:r>
+    </w:p>
+    <w:p>
+      <w:pPr>
+        <w:pStyle w:val="S"/>
+      </w:pPr>
+    </w:p>
+    <w:p>
+      <w:pPr>
+        <w:pStyle w:val="S"/>
+      </w:pPr>
+    </w:p>
+    <w:p>
+      <w:pPr>
+        <w:pStyle w:val="H"/>
+      </w:pPr>
+      <w:r>
+        <w:t>Q6. I</w:t>
+      </w:r>
+      <w:r>
+        <w:t>mplement a weather application using Flask that retrieves and displays weather information based on user input.</w:t>
+      </w:r>
+    </w:p>
+    <w:p>
+      <w:pPr>
+        <w:pStyle w:val="H"/>
+      </w:pPr>
+      <w:r>
+        <w:t>Code (app.py):</w:t>
+      </w:r>
+    </w:p>
+    <w:p>
+      <w:pPr>
+        <w:pStyle w:val="Code"/>
+      </w:pPr>
+      <w:r>
+        <w:lastRenderedPageBreak/>
+        <w:t>from flask import Flask, render_template, request</w:t>
+      </w:r>
+    </w:p>
+    <w:p>
+      <w:pPr>
+        <w:pStyle w:val="Code"/>
+      </w:pPr>
+      <w:r>
+        <w:t>import requests</w:t>
+      </w:r>
+    </w:p>
+    <w:p>
+      <w:pPr>
+        <w:pStyle w:val="Code"/>
+      </w:pPr>
+      <w:r>
+        <w:t>from datetime import datetime</w:t>
+      </w:r>
+    </w:p>
+    <w:p>
+      <w:pPr>
+        <w:pStyle w:val="Code"/>
+      </w:pPr>
+    </w:p>
+    <w:p>
+      <w:pPr>
+        <w:pStyle w:val="Code"/>
+      </w:pPr>
+      <w:r>
+        <w:t>app = Flask(__name__)</w:t>
+      </w:r>
+    </w:p>
+    <w:p>
+      <w:pPr>
+        <w:pStyle w:val="Code"/>
+      </w:pPr>
+    </w:p>
+    <w:p>
+      <w:pPr>
+        <w:pStyle w:val="Code"/>
+      </w:pPr>
+      <w:r>
+        <w:t>API_KEY = "efa2f42bad1530ef4a494f012912c0ac"</w:t>
+      </w:r>
+    </w:p>
+    <w:p>
+      <w:pPr>
+        <w:pStyle w:val="Code"/>
+      </w:pPr>
+      <w:r>
+        <w:t>BASE_URL = "https://api.openweathermap.org/data/2.5/weather"</w:t>
+      </w:r>
+    </w:p>
+    <w:p>
+      <w:pPr>
+        <w:pStyle w:val="Code"/>
+      </w:pPr>
+    </w:p>
+    <w:p>
+      <w:pPr>
+        <w:pStyle w:val="Code"/>
+      </w:pPr>
+      <w:r>
+        <w:t>@app.route('/', methods=['GET', 'POST'])</w:t>
+      </w:r>
+    </w:p>
+    <w:p>
+      <w:pPr>
+        <w:pStyle w:val="Code"/>
+      </w:pPr>
+      <w:r>
+        <w:t>def index():</w:t>
+      </w:r>
+    </w:p>
+    <w:p>
+      <w:pPr>
+        <w:pStyle w:val="Code"/>
+      </w:pPr>
+      <w:r>
+        <w:t>    weather = None</w:t>
+      </w:r>
+    </w:p>
+    <w:p>
+      <w:pPr>
+        <w:pStyle w:val="Code"/>
+      </w:pPr>
+      <w:r>
+        <w:t>    error = None</w:t>
+      </w:r>
+    </w:p>
+    <w:p>
+      <w:pPr>
+        <w:pStyle w:val="Code"/>
+      </w:pPr>
+    </w:p>
+    <w:p>
+      <w:pPr>
+        <w:pStyle w:val="Code"/>
+      </w:pPr>
+      <w:r>
+        <w:t>    if request.method == 'POST':</w:t>
+      </w:r>
+    </w:p>
+    <w:p>
+      <w:pPr>
+        <w:pStyle w:val="Code"/>
+      </w:pPr>
+      <w:r>
+        <w:t>        city = request.form['city']</w:t>
+      </w:r>
+    </w:p>
+    <w:p>
+      <w:pPr>
+        <w:pStyle w:val="Code"/>
+      </w:pPr>
+    </w:p>
+    <w:p>
+      <w:pPr>
+        <w:pStyle w:val="Code"/>
+      </w:pPr>
+      <w:r>
+        <w:t>        params = {</w:t>
+      </w:r>
+    </w:p>
+    <w:p>
+      <w:pPr>
+        <w:pStyle w:val="Code"/>
+      </w:pPr>
+      <w:r>
+        <w:t>            'q': city,</w:t>
+      </w:r>
+    </w:p>
+    <w:p>
+      <w:pPr>
+        <w:pStyle w:val="Code"/>
+      </w:pPr>
+      <w:r>
+        <w:t>            'appid': API_KEY,</w:t>
+      </w:r>
+    </w:p>
+    <w:p>
+      <w:pPr>
+        <w:pStyle w:val="Code"/>
+      </w:pPr>
+      <w:r>
+        <w:t>            'units': 'metric'</w:t>
+      </w:r>
+    </w:p>
+    <w:p>
+      <w:pPr>
+        <w:pStyle w:val="Code"/>
+      </w:pPr>
+      <w:r>
+        <w:t>        }</w:t>
+      </w:r>
+    </w:p>
+    <w:p>
+      <w:pPr>
+        <w:pStyle w:val="Code"/>
+      </w:pPr>
+    </w:p>
+    <w:p>
+      <w:pPr>
+        <w:pStyle w:val="Code"/>
+      </w:pPr>
+      <w:r>
+        <w:t>        response = requests.get(BASE_URL, params=params)</w:t>
+      </w:r>
+    </w:p>
+    <w:p>
+      <w:pPr>
+        <w:pStyle w:val="Code"/>
+      </w:pPr>
+      <w:r>
+        <w:t>        data = response.json()</w:t>
+      </w:r>
+    </w:p>
+    <w:p>
+      <w:pPr>
+        <w:pStyle w:val="Code"/>
+      </w:pPr>
+    </w:p>
+    <w:p>
+      <w:pPr>
+        <w:pStyle w:val="Code"/>
+      </w:pPr>
+      <w:r>
+        <w:t>        print(data)</w:t>
+      </w:r>
+    </w:p>
+    <w:p>
+      <w:pPr>
+        <w:pStyle w:val="Code"/>
+      </w:pPr>
+    </w:p>
+    <w:p>
+      <w:pPr>
+        <w:pStyle w:val="Code"/>
+      </w:pPr>
+      <w:r>
+        <w:t>        if str(data.get("cod")) != "200":</w:t>
+      </w:r>
+    </w:p>
+    <w:p>
+      <w:pPr>
+        <w:pStyle w:val="Code"/>
+      </w:pPr>
+      <w:r>
+        <w:t>            error = data.get("message", "Error fetching data")</w:t>
+      </w:r>
+    </w:p>
+    <w:p>
+      <w:pPr>
+        <w:pStyle w:val="Code"/>
+      </w:pPr>
+      <w:r>
+        <w:t>        else:</w:t>
+      </w:r>
+    </w:p>
+    <w:p>
+      <w:pPr>
+        <w:pStyle w:val="Code"/>
+      </w:pPr>
+      <w:r>
+        <w:t>            sunrise_time = datetime.fromtimestamp(data['sys']['sunrise']).strftime('%H:%M:%S')</w:t>
+      </w:r>
+    </w:p>
+    <w:p>
+      <w:pPr>
+        <w:pStyle w:val="Code"/>
+      </w:pPr>
+      <w:r>
+        <w:t>            sunset_time = datetime.fromtimestamp(data['sys']['sunset']).strftime('%H:%M:%S')</w:t>
+      </w:r>
+    </w:p>
+    <w:p>
+      <w:pPr>
+        <w:pStyle w:val="Code"/>
+      </w:pPr>
+      <w:r>
+        <w:t>            data_time = datetime.fromtimestamp(data['dt']).strftime('%Y-%m-%d %H:%M:%S')</w:t>
+      </w:r>
+    </w:p>
+    <w:p>
+      <w:pPr>
+        <w:pStyle w:val="Code"/>
+      </w:pPr>
+      <w:r>
+        <w:t xml:space="preserve">            </w:t>
+      </w:r>
+    </w:p>
+    <w:p>
+      <w:pPr>
+        <w:pStyle w:val="Code"/>
+      </w:pPr>
+      <w:r>
+        <w:t>            weather = {</w:t>
+      </w:r>
+    </w:p>
+    <w:p>
+      <w:pPr>
+        <w:pStyle w:val="Code"/>
+      </w:pPr>
+      <w:r>
+        <w:t>                'temperature': data['main']['temp'],</w:t>
+      </w:r>
+    </w:p>
+    <w:p>
+      <w:pPr>
+        <w:pStyle w:val="Code"/>
+      </w:pPr>
+      <w:r>
+        <w:t>                'feels_like': data['main']['feels_like'],</w:t>
+      </w:r>
+    </w:p>
+    <w:p>
+      <w:pPr>
+        <w:pStyle w:val="Code"/>
+      </w:pPr>
+      <w:r>
+        <w:t>                'description': data['weather'][0]['description'],</w:t>
+      </w:r>
+    </w:p>
+    <w:p>
+      <w:pPr>
+        <w:pStyle w:val="Code"/>
+      </w:pPr>
+      <w:r>
+        <w:t>                'weather_main': data['weather'][0]['main'],</w:t>
+      </w:r>
+    </w:p>
+    <w:p>
+      <w:pPr>
+        <w:pStyle w:val="Code"/>
+      </w:pPr>
+      <w:r>
+        <w:t>                'humidity': data['main']['humidity'],</w:t>
+      </w:r>
+    </w:p>
+    <w:p>
+      <w:pPr>
+        <w:pStyle w:val="Code"/>
+      </w:pPr>
+      <w:r>
+        <w:t>                'pressure': data['main']['pressure'],</w:t>
+      </w:r>
+    </w:p>
+    <w:p>
+      <w:pPr>
+        <w:pStyle w:val="Code"/>
+      </w:pPr>
+      <w:r>
+        <w:t>                'wind': data['wind']['speed'],</w:t>
+      </w:r>
+    </w:p>
+    <w:p>
+      <w:pPr>
+        <w:pStyle w:val="Code"/>
+      </w:pPr>
+      <w:r>
+        <w:t>                'city': data['name'],</w:t>
+      </w:r>
+    </w:p>
+    <w:p>
+      <w:pPr>
+        <w:pStyle w:val="Code"/>
+      </w:pPr>
+      <w:r>
+        <w:t>                'country': data['sys']['country'],</w:t>
+      </w:r>
+    </w:p>
+    <w:p>
+      <w:pPr>
+        <w:pStyle w:val="Code"/>
+      </w:pPr>
+      <w:r>
+        <w:t>                'last_updated': data_time,</w:t>
+      </w:r>
+    </w:p>
+    <w:p>
+      <w:pPr>
+        <w:pStyle w:val="Code"/>
+      </w:pPr>
+      <w:r>
+        <w:t>                'sunrise': sunrise_time,</w:t>
+      </w:r>
+    </w:p>
+    <w:p>
+      <w:pPr>
+        <w:pStyle w:val="Code"/>
+      </w:pPr>
+      <w:r>
+        <w:t>                'sunset': sunset_time</w:t>
+      </w:r>
+    </w:p>
+    <w:p>
+      <w:pPr>
+        <w:pStyle w:val="Code"/>
+      </w:pPr>
+      <w:r>
+        <w:t>            }</w:t>
+      </w:r>
+    </w:p>
+    <w:p>
+      <w:pPr>
+        <w:pStyle w:val="Code"/>
+      </w:pPr>
+    </w:p>
+    <w:p>
+      <w:pPr>
+        <w:pStyle w:val="Code"/>
+      </w:pPr>
+      <w:r>
+        <w:t>    return render_template('index.html', weather=weather, error=error)</w:t>
+      </w:r>
+    </w:p>
+    <w:p>
+      <w:pPr>
+        <w:pStyle w:val="Code"/>
+      </w:pPr>
+    </w:p>
+    <w:p>
+      <w:pPr>
+        <w:pStyle w:val="Code"/>
+      </w:pPr>
+      <w:r>
+        <w:t>if __name__ == '__main__':</w:t>
+      </w:r>
+    </w:p>
+    <w:p>
+      <w:pPr>
+        <w:pStyle w:val="Code"/>
+      </w:pPr>
+      <w:r>
+        <w:t>    app.run(debug=True)</w:t>
+      </w:r>
+    </w:p>
+    <w:p>
+      <w:pPr>
+        <w:pStyle w:val="H"/>
+      </w:pPr>
+      <w:r>
+        <w:lastRenderedPageBreak/>
+        <w:t>Code (root_layout.html):</w:t>
+      </w:r>
+    </w:p>
+    <w:p>
+      <w:pPr>
+        <w:pStyle w:val="Code"/>
+        <w:sectPr>
+          <w:headerReference w:type="even" r:id="rId9"/>
+          <w:headerReference w:type="default" r:id="rId10"/>
+          <w:footerReference w:type="even" r:id="rId11"/>
+          <w:footerReference w:type="default" r:id="rId12"/>
+          <w:headerReference w:type="first" r:id="rId13"/>
+          <w:footerReference w:type="first" r:id="rId14"/>
+          <w:pgSz w:w="11906" w:h="16838"/>
+          <w:pgMar w:top="1440" w:right="1080" w:bottom="1440" w:left="1080" w:header="708" w:footer="708" w:gutter="0"/>
+          <w:cols w:space="708"/>
+          <w:docGrid w:linePitch="360"/>
+        </w:sectPr>
+      </w:pPr>
+    </w:p>
+    <w:p>
+      <w:pPr>
+        <w:pStyle w:val="Code"/>
+      </w:pPr>
+      <w:r>
+        <w:t>&lt;!doctype html&gt;</w:t>
+      </w:r>
+    </w:p>
+    <w:p>
+      <w:pPr>
+        <w:pStyle w:val="Code"/>
+      </w:pPr>
+      <w:r>
+        <w:t>&lt;html&gt;</w:t>
+      </w:r>
+    </w:p>
+    <w:p>
+      <w:pPr>
+        <w:pStyle w:val="Code"/>
+      </w:pPr>
+      <w:r>
+        <w:t>    &lt;head&gt;</w:t>
+      </w:r>
+    </w:p>
+    <w:p>
+      <w:pPr>
+        <w:pStyle w:val="Code"/>
+      </w:pPr>
+      <w:r>
+        <w:t>        &lt;title&gt;Weather App&lt;/title&gt;</w:t>
+      </w:r>
+    </w:p>
+    <w:p>
+      <w:pPr>
+        <w:pStyle w:val="Code"/>
+      </w:pPr>
+      <w:r>
+        <w:t>    &lt;/head&gt;</w:t>
+      </w:r>
+    </w:p>
+    <w:p>
+      <w:pPr>
+        <w:pStyle w:val="Code"/>
+      </w:pPr>
+    </w:p>
+    <w:p>
+      <w:pPr>
+        <w:pStyle w:val="Code"/>
+      </w:pPr>
+      <w:r>
+        <w:t>    &lt;body&gt;</w:t>
+      </w:r>
+    </w:p>
+    <w:p>
+      <w:pPr>
+        <w:pStyle w:val="Code"/>
+      </w:pPr>
+      <w:r>
+        <w:t>        &lt;div class="container"&gt;</w:t>
+      </w:r>
+    </w:p>
+    <w:p>
+      <w:pPr>
+        <w:pStyle w:val="Code"/>
+      </w:pPr>
+      <w:r>
+        <w:t>            &lt;div class="search-section"&gt;</w:t>
+      </w:r>
+    </w:p>
+    <w:p>
+      <w:pPr>
+        <w:pStyle w:val="Code"/>
+      </w:pPr>
+      <w:r>
+        <w:t>                &lt;form method="POST" class="input-group"&gt;</w:t>
+      </w:r>
+    </w:p>
+    <w:p>
+      <w:pPr>
+        <w:pStyle w:val="Code"/>
+      </w:pPr>
+      <w:r>
+        <w:t>                    &lt;input</w:t>
+      </w:r>
+    </w:p>
+    <w:p>
+      <w:pPr>
+        <w:pStyle w:val="Code"/>
+      </w:pPr>
+      <w:r>
+        <w:t>                        type="text"</w:t>
+      </w:r>
+    </w:p>
+    <w:p>
+      <w:pPr>
+        <w:pStyle w:val="Code"/>
+      </w:pPr>
+      <w:r>
+        <w:t>                        name="city"</w:t>
+      </w:r>
+    </w:p>
+    <w:p>
+      <w:pPr>
+        <w:pStyle w:val="Code"/>
+      </w:pPr>
+      <w:r>
+        <w:t>                        placeholder="Enter city name (e.g., London, Tokyo, New York)"</w:t>
+      </w:r>
+    </w:p>
+    <w:p>
+      <w:pPr>
+        <w:pStyle w:val="Code"/>
+      </w:pPr>
+      <w:r>
+        <w:t>                        required</w:t>
+      </w:r>
+    </w:p>
+    <w:p>
+      <w:pPr>
+        <w:pStyle w:val="Code"/>
+      </w:pPr>
+      <w:r>
+        <w:t>                    /&gt;</w:t>
+      </w:r>
+    </w:p>
+    <w:p>
+      <w:pPr>
+        <w:pStyle w:val="Code"/>
+      </w:pPr>
+      <w:r>
+        <w:t>                    &lt;button type="submit"&gt;</w:t>
+      </w:r>
+      <w:r>
+        <w:rPr>
+          <w:rFonts w:ascii="Segoe UI Emoji" w:hAnsi="Segoe UI Emoji" w:cs="Segoe UI Emoji"/>
+        </w:rPr>
+        <w:t>🔍</w:t>
+      </w:r>
+      <w:r>
+        <w:t xml:space="preserve"> Get Weather&lt;/button&gt;</w:t>
+      </w:r>
+    </w:p>
+    <w:p>
+      <w:pPr>
+        <w:pStyle w:val="Code"/>
+      </w:pPr>
+      <w:r>
+        <w:t>                &lt;/form&gt;</w:t>
+      </w:r>
+    </w:p>
+    <w:p>
+      <w:pPr>
+        <w:pStyle w:val="Code"/>
+      </w:pPr>
+      <w:r>
+        <w:t>            &lt;/div&gt;</w:t>
+      </w:r>
+    </w:p>
+    <w:p>
+      <w:pPr>
+        <w:pStyle w:val="Code"/>
+      </w:pPr>
+    </w:p>
+    <w:p>
+      <w:pPr>
+        <w:pStyle w:val="Code"/>
+      </w:pPr>
+      <w:r>
+        <w:t>            &lt;div class="weather-grid"&gt;</w:t>
+      </w:r>
+    </w:p>
+    <w:p>
+      <w:pPr>
+        <w:pStyle w:val="Code"/>
+      </w:pPr>
+      <w:r>
+        <w:t>                {% if error %}</w:t>
+      </w:r>
+    </w:p>
+    <w:p>
+      <w:pPr>
+        <w:pStyle w:val="Code"/>
+      </w:pPr>
+      <w:r>
+        <w:t>                &lt;div class="error-message"&gt;⚠️ {{ error }}&lt;/div&gt;</w:t>
+      </w:r>
+    </w:p>
+    <w:p>
+      <w:pPr>
+        <w:pStyle w:val="Code"/>
+      </w:pPr>
+      <w:r>
+        <w:t>                {% endif %} {% if weather %}</w:t>
+      </w:r>
+    </w:p>
+    <w:p>
+      <w:pPr>
+        <w:pStyle w:val="Code"/>
+      </w:pPr>
+    </w:p>
+    <w:p>
+      <w:pPr>
+        <w:pStyle w:val="Code"/>
+      </w:pPr>
+      <w:r>
+        <w:t>                &lt;div class="weather-card city-card"&gt;</w:t>
+      </w:r>
+    </w:p>
+    <w:p>
+      <w:pPr>
+        <w:pStyle w:val="Code"/>
+      </w:pPr>
+      <w:r>
+        <w:t>                    &lt;div class="city-name"&gt;{{ weather.city }}&lt;/div&gt;</w:t>
+      </w:r>
+    </w:p>
+    <w:p>
+      <w:pPr>
+        <w:pStyle w:val="Code"/>
+      </w:pPr>
+      <w:r>
+        <w:t>                    &lt;div class="country-name"&gt;{{ weather.country }}&lt;/div&gt;</w:t>
+      </w:r>
+    </w:p>
+    <w:p>
+      <w:pPr>
+        <w:pStyle w:val="Code"/>
+      </w:pPr>
+      <w:r>
+        <w:t>                    &lt;div class="temp-large"&gt;{{ weather.temperature }}°C&lt;/div&gt;</w:t>
+      </w:r>
+    </w:p>
+    <w:p>
+      <w:pPr>
+        <w:pStyle w:val="Code"/>
+      </w:pPr>
+      <w:r>
+        <w:t>                    &lt;div class="card-description"&gt;</w:t>
+      </w:r>
+    </w:p>
+    <w:p>
+      <w:pPr>
+        <w:pStyle w:val="Code"/>
+      </w:pPr>
+      <w:r>
+        <w:t>                        {{ weather.description | capitalize }}</w:t>
+      </w:r>
+    </w:p>
+    <w:p>
+      <w:pPr>
+        <w:pStyle w:val="Code"/>
+      </w:pPr>
+      <w:r>
+        <w:t>                    &lt;/div&gt;</w:t>
+      </w:r>
+    </w:p>
+    <w:p>
+      <w:pPr>
+        <w:pStyle w:val="Code"/>
+      </w:pPr>
+      <w:r>
+        <w:t>                &lt;/div&gt;</w:t>
+      </w:r>
+    </w:p>
+    <w:p>
+      <w:pPr>
+        <w:pStyle w:val="Code"/>
+      </w:pPr>
+    </w:p>
+    <w:p>
+      <w:pPr>
+        <w:pStyle w:val="Code"/>
+      </w:pPr>
+      <w:r>
+        <w:t>                &lt;div class="weather-card"&gt;</w:t>
+      </w:r>
+    </w:p>
+    <w:p>
+      <w:pPr>
+        <w:pStyle w:val="Code"/>
+      </w:pPr>
+      <w:r>
+        <w:t>                    &lt;div class="card-header"&gt;</w:t>
+      </w:r>
+    </w:p>
+    <w:p>
+      <w:pPr>
+        <w:pStyle w:val="Code"/>
+      </w:pPr>
+      <w:r>
+        <w:t>                        &lt;span class="icon"&gt;</w:t>
+      </w:r>
+      <w:r>
+        <w:rPr>
+          <w:rFonts w:ascii="Segoe UI Emoji" w:hAnsi="Segoe UI Emoji" w:cs="Segoe UI Emoji"/>
+        </w:rPr>
+        <w:t>🤔</w:t>
+      </w:r>
+      <w:r>
+        <w:t>&lt;/span&gt;</w:t>
+      </w:r>
+    </w:p>
+    <w:p>
+      <w:pPr>
+        <w:pStyle w:val="Code"/>
+      </w:pPr>
+      <w:r>
+        <w:t>                        &lt;h3&gt;Feels Like&lt;/h3&gt;</w:t>
+      </w:r>
+    </w:p>
+    <w:p>
+      <w:pPr>
+        <w:pStyle w:val="Code"/>
+      </w:pPr>
+      <w:r>
+        <w:t>                    &lt;/div&gt;</w:t>
+      </w:r>
+    </w:p>
+    <w:p>
+      <w:pPr>
+        <w:pStyle w:val="Code"/>
+      </w:pPr>
+      <w:r>
+        <w:t>                    &lt;div class="card-value"&gt;</w:t>
+      </w:r>
+    </w:p>
+    <w:p>
+      <w:pPr>
+        <w:pStyle w:val="Code"/>
+      </w:pPr>
+      <w:r>
+        <w:t>                        {{ weather.feels_like }}&lt;span class="card-unit"</w:t>
+      </w:r>
+    </w:p>
+    <w:p>
+      <w:pPr>
+        <w:pStyle w:val="Code"/>
+      </w:pPr>
+      <w:r>
+        <w:t>                            &gt;°C&lt;/span</w:t>
+      </w:r>
+    </w:p>
+    <w:p>
+      <w:pPr>
+        <w:pStyle w:val="Code"/>
+      </w:pPr>
+      <w:r>
+        <w:t>                        &gt;</w:t>
+      </w:r>
+    </w:p>
+    <w:p>
+      <w:pPr>
+        <w:pStyle w:val="Code"/>
+      </w:pPr>
+      <w:r>
+        <w:t>                    &lt;/div&gt;</w:t>
+      </w:r>
+    </w:p>
+    <w:p>
+      <w:pPr>
+        <w:pStyle w:val="Code"/>
+      </w:pPr>
+      <w:r>
+        <w:t>                    &lt;div class="card-description"&gt;Real feel temperature&lt;/div&gt;</w:t>
+      </w:r>
+    </w:p>
+    <w:p>
+      <w:pPr>
+        <w:pStyle w:val="Code"/>
+      </w:pPr>
+      <w:r>
+        <w:t>                &lt;/div&gt;</w:t>
+      </w:r>
+    </w:p>
+    <w:p>
+      <w:pPr>
+        <w:pStyle w:val="Code"/>
+      </w:pPr>
+    </w:p>
+    <w:p>
+      <w:pPr>
+        <w:pStyle w:val="Code"/>
+      </w:pPr>
+      <w:r>
+        <w:t>                &lt;div class="weather-card"&gt;</w:t>
+      </w:r>
+    </w:p>
+    <w:p>
+      <w:pPr>
+        <w:pStyle w:val="Code"/>
+      </w:pPr>
+      <w:r>
+        <w:t>                    &lt;div class="card-header"&gt;</w:t>
+      </w:r>
+    </w:p>
+    <w:p>
+      <w:pPr>
+        <w:pStyle w:val="Code"/>
+      </w:pPr>
+      <w:r>
+        <w:t>                        &lt;span class="icon"&gt;</w:t>
+      </w:r>
+      <w:r>
+        <w:rPr>
+          <w:rFonts w:ascii="Segoe UI Emoji" w:hAnsi="Segoe UI Emoji" w:cs="Segoe UI Emoji"/>
+        </w:rPr>
+        <w:t>📊</w:t>
+      </w:r>
+      <w:r>
+        <w:t>&lt;/span&gt;</w:t>
+      </w:r>
+    </w:p>
+    <w:p>
+      <w:pPr>
+        <w:pStyle w:val="Code"/>
+      </w:pPr>
+      <w:r>
+        <w:t>                        &lt;h3&gt;Category&lt;/h3&gt;</w:t>
+      </w:r>
+    </w:p>
+    <w:p>
+      <w:pPr>
+        <w:pStyle w:val="Code"/>
+      </w:pPr>
+      <w:r>
+        <w:t>                    &lt;/div&gt;</w:t>
+      </w:r>
+    </w:p>
+    <w:p>
+      <w:pPr>
+        <w:pStyle w:val="Code"/>
+      </w:pPr>
+      <w:r>
+        <w:t>                    &lt;div class="card-value"&gt;{{ weather.weather_main }}&lt;/div&gt;</w:t>
+      </w:r>
+    </w:p>
+    <w:p>
+      <w:pPr>
+        <w:pStyle w:val="Code"/>
+      </w:pPr>
+      <w:r>
+        <w:t>                    &lt;div class="card-description"&gt;Weather type&lt;/div&gt;</w:t>
+      </w:r>
+    </w:p>
+    <w:p>
+      <w:pPr>
+        <w:pStyle w:val="Code"/>
+      </w:pPr>
+      <w:r>
+        <w:t>                &lt;/div&gt;</w:t>
+      </w:r>
+    </w:p>
+    <w:p>
+      <w:pPr>
+        <w:pStyle w:val="Code"/>
+      </w:pPr>
+    </w:p>
+    <w:p>
+      <w:pPr>
+        <w:pStyle w:val="Code"/>
+      </w:pPr>
+      <w:r>
+        <w:t>                &lt;div class="weather-card"&gt;</w:t>
+      </w:r>
+    </w:p>
+    <w:p>
+      <w:pPr>
+        <w:pStyle w:val="Code"/>
+      </w:pPr>
+      <w:r>
+        <w:t>                    &lt;div class="card-header"&gt;</w:t>
+      </w:r>
+    </w:p>
+    <w:p>
+      <w:pPr>
+        <w:pStyle w:val="Code"/>
+      </w:pPr>
+      <w:r>
+        <w:t>                        &lt;span class="icon"&gt;</w:t>
+      </w:r>
+      <w:r>
+        <w:rPr>
+          <w:rFonts w:ascii="Segoe UI Emoji" w:hAnsi="Segoe UI Emoji" w:cs="Segoe UI Emoji"/>
+        </w:rPr>
+        <w:t>💧</w:t>
+      </w:r>
+      <w:r>
+        <w:t>&lt;/span&gt;</w:t>
+      </w:r>
+    </w:p>
+    <w:p>
+      <w:pPr>
+        <w:pStyle w:val="Code"/>
+      </w:pPr>
+      <w:r>
+        <w:t>                        &lt;h3&gt;Humidity&lt;/h3&gt;</w:t>
+      </w:r>
+    </w:p>
+    <w:p>
+      <w:pPr>
+        <w:pStyle w:val="Code"/>
+      </w:pPr>
+      <w:r>
+        <w:t>                    &lt;/div&gt;</w:t>
+      </w:r>
+    </w:p>
+    <w:p>
+      <w:pPr>
+        <w:pStyle w:val="Code"/>
+      </w:pPr>
+      <w:r>
+        <w:t>                    &lt;div class="card-value"&gt;</w:t>
+      </w:r>
+    </w:p>
+    <w:p>
+      <w:pPr>
+        <w:pStyle w:val="Code"/>
+      </w:pPr>
+      <w:r>
+        <w:t>                        {{ weather.humidity }}&lt;span class="card-unit"&gt;%&lt;/span&gt;</w:t>
+      </w:r>
+    </w:p>
+    <w:p>
+      <w:pPr>
+        <w:pStyle w:val="Code"/>
+      </w:pPr>
+      <w:r>
+        <w:t>                    &lt;/div&gt;</w:t>
+      </w:r>
+    </w:p>
+    <w:p>
+      <w:pPr>
+        <w:pStyle w:val="Code"/>
+      </w:pPr>
+      <w:r>
+        <w:t>                    &lt;div class="card-description"&gt;Moisture level&lt;/div&gt;</w:t>
+      </w:r>
+    </w:p>
+    <w:p>
+      <w:pPr>
+        <w:pStyle w:val="Code"/>
+      </w:pPr>
+      <w:r>
+        <w:t>                &lt;/div&gt;</w:t>
+      </w:r>
+    </w:p>
+    <w:p>
+      <w:pPr>
+        <w:pStyle w:val="Code"/>
+      </w:pPr>
+    </w:p>
+    <w:p>
+      <w:pPr>
+        <w:pStyle w:val="Code"/>
+      </w:pPr>
+      <w:r>
+        <w:t>                &lt;div class="weather-card"&gt;</w:t>
+      </w:r>
+    </w:p>
+    <w:p>
+      <w:pPr>
+        <w:pStyle w:val="Code"/>
+      </w:pPr>
+      <w:r>
+        <w:t>                    &lt;div class="card-header"&gt;</w:t>
+      </w:r>
+    </w:p>
+    <w:p>
+      <w:pPr>
+        <w:pStyle w:val="Code"/>
+      </w:pPr>
+      <w:r>
+        <w:t>                        &lt;span class="icon"&gt;</w:t>
+      </w:r>
+      <w:r>
+        <w:rPr>
+          <w:rFonts w:ascii="Segoe UI Emoji" w:hAnsi="Segoe UI Emoji" w:cs="Segoe UI Emoji"/>
+        </w:rPr>
+        <w:t>📈</w:t>
+      </w:r>
+      <w:r>
+        <w:t>&lt;/span&gt;</w:t>
+      </w:r>
+    </w:p>
+    <w:p>
+      <w:pPr>
+        <w:pStyle w:val="Code"/>
+      </w:pPr>
+      <w:r>
+        <w:t>                        &lt;h3&gt;Pressure&lt;/h3&gt;</w:t>
+      </w:r>
+    </w:p>
+    <w:p>
+      <w:pPr>
+        <w:pStyle w:val="Code"/>
+      </w:pPr>
+      <w:r>
+        <w:t>                    &lt;/div&gt;</w:t>
+      </w:r>
+    </w:p>
+    <w:p>
+      <w:pPr>
+        <w:pStyle w:val="Code"/>
+      </w:pPr>
+      <w:r>
+        <w:lastRenderedPageBreak/>
+        <w:t>                    &lt;div class="card-value"&gt;</w:t>
+      </w:r>
+    </w:p>
+    <w:p>
+      <w:pPr>
+        <w:pStyle w:val="Code"/>
+      </w:pPr>
+      <w:r>
+        <w:t>                        {{ weather.pressure }}&lt;span class="card-unit"&gt;hPa&lt;/span&gt;</w:t>
+      </w:r>
+    </w:p>
+    <w:p>
+      <w:pPr>
+        <w:pStyle w:val="Code"/>
+      </w:pPr>
+      <w:r>
+        <w:t>                    &lt;/div&gt;</w:t>
+      </w:r>
+    </w:p>
+    <w:p>
+      <w:pPr>
+        <w:pStyle w:val="Code"/>
+      </w:pPr>
+      <w:r>
+        <w:t>                    &lt;div class="card-description"&gt;Atmospheric pressure&lt;/div&gt;</w:t>
+      </w:r>
+    </w:p>
+    <w:p>
+      <w:pPr>
+        <w:pStyle w:val="Code"/>
+      </w:pPr>
+      <w:r>
+        <w:t>                &lt;/div&gt;</w:t>
+      </w:r>
+    </w:p>
+    <w:p>
+      <w:pPr>
+        <w:pStyle w:val="Code"/>
+      </w:pPr>
+    </w:p>
+    <w:p>
+      <w:pPr>
+        <w:pStyle w:val="Code"/>
+      </w:pPr>
+      <w:r>
+        <w:t>                &lt;div class="weather-card"&gt;</w:t>
+      </w:r>
+    </w:p>
+    <w:p>
+      <w:pPr>
+        <w:pStyle w:val="Code"/>
+      </w:pPr>
+      <w:r>
+        <w:t>                    &lt;div class="card-header"&gt;</w:t>
+      </w:r>
+    </w:p>
+    <w:p>
+      <w:pPr>
+        <w:pStyle w:val="Code"/>
+      </w:pPr>
+      <w:r>
+        <w:t>                        &lt;span class="icon"&gt;</w:t>
+      </w:r>
+      <w:r>
+        <w:rPr>
+          <w:rFonts w:ascii="Segoe UI Emoji" w:hAnsi="Segoe UI Emoji" w:cs="Segoe UI Emoji"/>
+        </w:rPr>
+        <w:t>🌬</w:t>
+      </w:r>
+      <w:r>
+        <w:t>️&lt;/span&gt;</w:t>
+      </w:r>
+    </w:p>
+    <w:p>
+      <w:pPr>
+        <w:pStyle w:val="Code"/>
+      </w:pPr>
+      <w:r>
+        <w:t>                        &lt;h3&gt;Wind Speed&lt;/h3&gt;</w:t>
+      </w:r>
+    </w:p>
+    <w:p>
+      <w:pPr>
+        <w:pStyle w:val="Code"/>
+      </w:pPr>
+      <w:r>
+        <w:t>                    &lt;/div&gt;</w:t>
+      </w:r>
+    </w:p>
+    <w:p>
+      <w:pPr>
+        <w:pStyle w:val="Code"/>
+      </w:pPr>
+      <w:r>
+        <w:t>                    &lt;div class="card-value"&gt;</w:t>
+      </w:r>
+    </w:p>
+    <w:p>
+      <w:pPr>
+        <w:pStyle w:val="Code"/>
+      </w:pPr>
+      <w:r>
+        <w:t>                        {{ weather.wind }}&lt;span class="card-unit"&gt;m/s&lt;/span&gt;</w:t>
+      </w:r>
+    </w:p>
+    <w:p>
+      <w:pPr>
+        <w:pStyle w:val="Code"/>
+      </w:pPr>
+      <w:r>
+        <w:t>                    &lt;/div&gt;</w:t>
+      </w:r>
+    </w:p>
+    <w:p>
+      <w:pPr>
+        <w:pStyle w:val="Code"/>
+      </w:pPr>
+      <w:r>
+        <w:t>                    &lt;div class="card-description"&gt;Wind intensity&lt;/div&gt;</w:t>
+      </w:r>
+    </w:p>
+    <w:p>
+      <w:pPr>
+        <w:pStyle w:val="Code"/>
+      </w:pPr>
+      <w:r>
+        <w:t>                &lt;/div&gt;</w:t>
+      </w:r>
+    </w:p>
+    <w:p>
+      <w:pPr>
+        <w:pStyle w:val="Code"/>
+      </w:pPr>
+    </w:p>
+    <w:p>
+      <w:pPr>
+        <w:pStyle w:val="Code"/>
+      </w:pPr>
+      <w:r>
+        <w:t>                &lt;div class="weather-card"&gt;</w:t>
+      </w:r>
+    </w:p>
+    <w:p>
+      <w:pPr>
+        <w:pStyle w:val="Code"/>
+      </w:pPr>
+      <w:r>
+        <w:t>                    &lt;div class="card-header"&gt;</w:t>
+      </w:r>
+    </w:p>
+    <w:p>
+      <w:pPr>
+        <w:pStyle w:val="Code"/>
+      </w:pPr>
+      <w:r>
+        <w:t>                        &lt;span class="icon"&gt;</w:t>
+      </w:r>
+      <w:r>
+        <w:rPr>
+          <w:rFonts w:ascii="Segoe UI Emoji" w:hAnsi="Segoe UI Emoji" w:cs="Segoe UI Emoji"/>
+        </w:rPr>
+        <w:t>🌅</w:t>
+      </w:r>
+      <w:r>
+        <w:t>&lt;/span&gt;</w:t>
+      </w:r>
+    </w:p>
+    <w:p>
+      <w:pPr>
+        <w:pStyle w:val="Code"/>
+      </w:pPr>
+      <w:r>
+        <w:t>                        &lt;h3&gt;Sunrise&lt;/h3&gt;</w:t>
+      </w:r>
+    </w:p>
+    <w:p>
+      <w:pPr>
+        <w:pStyle w:val="Code"/>
+      </w:pPr>
+      <w:r>
+        <w:t>                    &lt;/div&gt;</w:t>
+      </w:r>
+    </w:p>
+    <w:p>
+      <w:pPr>
+        <w:pStyle w:val="Code"/>
+      </w:pPr>
+      <w:r>
+        <w:t>                    &lt;div class="card-value"&gt;{{ weather.sunrise }}&lt;/div&gt;</w:t>
+      </w:r>
+    </w:p>
+    <w:p>
+      <w:pPr>
+        <w:pStyle w:val="Code"/>
+      </w:pPr>
+      <w:r>
+        <w:t>                    &lt;div class="card-description"&gt;Morning begins&lt;/div&gt;</w:t>
+      </w:r>
+    </w:p>
+    <w:p>
+      <w:pPr>
+        <w:pStyle w:val="Code"/>
+      </w:pPr>
+      <w:r>
+        <w:t>                &lt;/div&gt;</w:t>
+      </w:r>
+    </w:p>
+    <w:p>
+      <w:pPr>
+        <w:pStyle w:val="Code"/>
+      </w:pPr>
+    </w:p>
+    <w:p>
+      <w:pPr>
+        <w:pStyle w:val="Code"/>
+      </w:pPr>
+      <w:r>
+        <w:t>                &lt;div class="weather-card"&gt;</w:t>
+      </w:r>
+    </w:p>
+    <w:p>
+      <w:pPr>
+        <w:pStyle w:val="Code"/>
+      </w:pPr>
+      <w:r>
+        <w:t>                    &lt;div class="card-header"&gt;</w:t>
+      </w:r>
+    </w:p>
+    <w:p>
+      <w:pPr>
+        <w:pStyle w:val="Code"/>
+      </w:pPr>
+      <w:r>
+        <w:t>                        &lt;span class="icon"&gt;</w:t>
+      </w:r>
+      <w:r>
+        <w:rPr>
+          <w:rFonts w:ascii="Segoe UI Emoji" w:hAnsi="Segoe UI Emoji" w:cs="Segoe UI Emoji"/>
+        </w:rPr>
+        <w:t>🌇</w:t>
+      </w:r>
+      <w:r>
+        <w:t>&lt;/span&gt;</w:t>
+      </w:r>
+    </w:p>
+    <w:p>
+      <w:pPr>
+        <w:pStyle w:val="Code"/>
+      </w:pPr>
+      <w:r>
+        <w:t>                        &lt;h3&gt;Sunset&lt;/h3&gt;</w:t>
+      </w:r>
+    </w:p>
+    <w:p>
+      <w:pPr>
+        <w:pStyle w:val="Code"/>
+      </w:pPr>
+      <w:r>
+        <w:t>                    &lt;/div&gt;</w:t>
+      </w:r>
+    </w:p>
+    <w:p>
+      <w:pPr>
+        <w:pStyle w:val="Code"/>
+      </w:pPr>
+      <w:r>
+        <w:t>                    &lt;div class="card-value"&gt;{{ weather.sunset }}&lt;/div&gt;</w:t>
+      </w:r>
+    </w:p>
+    <w:p>
+      <w:pPr>
+        <w:pStyle w:val="Code"/>
+      </w:pPr>
+      <w:r>
+        <w:t>                    &lt;div class="card-description"&gt;Evening falls&lt;/div&gt;</w:t>
+      </w:r>
+    </w:p>
+    <w:p>
+      <w:pPr>
+        <w:pStyle w:val="Code"/>
+      </w:pPr>
+      <w:r>
+        <w:t>                &lt;/div&gt;</w:t>
+      </w:r>
+    </w:p>
+    <w:p>
+      <w:pPr>
+        <w:pStyle w:val="Code"/>
+      </w:pPr>
+    </w:p>
+    <w:p>
+      <w:pPr>
+        <w:pStyle w:val="Code"/>
+      </w:pPr>
+      <w:r>
+        <w:t>                &lt;div class="weather-card"&gt;</w:t>
+      </w:r>
+    </w:p>
+    <w:p>
+      <w:pPr>
+        <w:pStyle w:val="Code"/>
+      </w:pPr>
+      <w:r>
+        <w:t>                    &lt;div class="card-header"&gt;</w:t>
+      </w:r>
+    </w:p>
+    <w:p>
+      <w:pPr>
+        <w:pStyle w:val="Code"/>
+      </w:pPr>
+      <w:r>
+        <w:t>                        &lt;span class="icon"&gt;</w:t>
+      </w:r>
+      <w:r>
+        <w:rPr>
+          <w:rFonts w:ascii="Segoe UI Emoji" w:hAnsi="Segoe UI Emoji" w:cs="Segoe UI Emoji"/>
+        </w:rPr>
+        <w:t>🕐</w:t>
+      </w:r>
+      <w:r>
+        <w:t>&lt;/span&gt;</w:t>
+      </w:r>
+    </w:p>
+    <w:p>
+      <w:pPr>
+        <w:pStyle w:val="Code"/>
+      </w:pPr>
+      <w:r>
+        <w:t>                        &lt;h3&gt;Last Updated&lt;/h3&gt;</w:t>
+      </w:r>
+    </w:p>
+    <w:p>
+      <w:pPr>
+        <w:pStyle w:val="Code"/>
+      </w:pPr>
+      <w:r>
+        <w:t>                    &lt;/div&gt;</w:t>
+      </w:r>
+    </w:p>
+    <w:p>
+      <w:pPr>
+        <w:pStyle w:val="Code"/>
+      </w:pPr>
+      <w:r>
+        <w:t>                    &lt;div class="card-value" style="font-size: 20px"&gt;</w:t>
+      </w:r>
+    </w:p>
+    <w:p>
+      <w:pPr>
+        <w:pStyle w:val="Code"/>
+      </w:pPr>
+      <w:r>
+        <w:t>                        {{ weather.last_updated }}</w:t>
+      </w:r>
+    </w:p>
+    <w:p>
+      <w:pPr>
+        <w:pStyle w:val="Code"/>
+      </w:pPr>
+      <w:r>
+        <w:t>                    &lt;/div&gt;</w:t>
+      </w:r>
+    </w:p>
+    <w:p>
+      <w:pPr>
+        <w:pStyle w:val="Code"/>
+      </w:pPr>
+      <w:r>
+        <w:t>                    &lt;div class="card-description"&gt;Data freshness&lt;/div&gt;</w:t>
+      </w:r>
+    </w:p>
+    <w:p>
+      <w:pPr>
+        <w:pStyle w:val="Code"/>
+      </w:pPr>
+      <w:r>
+        <w:t>                &lt;/div&gt;</w:t>
+      </w:r>
+    </w:p>
+    <w:p>
+      <w:pPr>
+        <w:pStyle w:val="Code"/>
+      </w:pPr>
+      <w:r>
+        <w:t>                {% endif %}</w:t>
+      </w:r>
+    </w:p>
+    <w:p>
+      <w:pPr>
+        <w:pStyle w:val="Code"/>
+      </w:pPr>
+      <w:r>
+        <w:t>            &lt;/div&gt;</w:t>
+      </w:r>
+    </w:p>
+    <w:p>
+      <w:pPr>
+        <w:pStyle w:val="Code"/>
+      </w:pPr>
+      <w:r>
+        <w:t>        &lt;/div&gt;</w:t>
+      </w:r>
+    </w:p>
+    <w:p>
+      <w:pPr>
+        <w:pStyle w:val="Code"/>
+      </w:pPr>
+      <w:r>
+        <w:t>    &lt;/body&gt;</w:t>
+      </w:r>
+    </w:p>
+    <w:p>
+      <w:pPr>
+        <w:pStyle w:val="Code"/>
+      </w:pPr>
+      <w:r>
+        <w:t>&lt;/html&gt;</w:t>
+      </w:r>
+    </w:p>
+    <w:p>
+      <w:pPr>
+        <w:pStyle w:val="S"/>
+        <w:sectPr>
+          <w:type w:val="continuous"/>
+          <w:pgSz w:w="11906" w:h="16838"/>
+          <w:pgMar w:top="1440" w:right="1080" w:bottom="1440" w:left="1080" w:header="708" w:footer="708" w:gutter="0"/>
+          <w:cols w:num="2" w:space="708"/>
+          <w:docGrid w:linePitch="360"/>
+        </w:sectPr>
+      </w:pPr>
+    </w:p>
+    <w:p>
+      <w:pPr>
+        <w:pStyle w:val="S"/>
+      </w:pPr>
+    </w:p>
+    <w:p>
+      <w:pPr>
+        <w:pStyle w:val="H"/>
+      </w:pPr>
+      <w:r>
+        <w:t>Output:</w:t>
+      </w:r>
+    </w:p>
+    <w:p>
+      <w:pPr>
+        <w:pStyle w:val="S"/>
+      </w:pPr>
+    </w:p>
+    <w:p>
+      <w:pPr>
+        <w:pStyle w:val="S"/>
+      </w:pPr>
+      <w:r>
+        <w:rPr>
+          <w:noProof/>
+        </w:rPr>
+        <w:drawing>
+          <wp:inline distT="0" distB="0" distL="0" distR="0" wp14:anchorId="6BC1A5CF" wp14:editId="00DA3007">
+            <wp:extent cx="6182360" cy="1938528"/>
+            <wp:effectExtent l="0" t="0" r="0" b="5080"/>
+            <wp:docPr id="2" name="Picture 2"/>
+            <wp:cNvGraphicFramePr>
+              <a:graphicFrameLocks xmlns:a="http://schemas.openxmlformats.org/drawingml/2006/main" noChangeAspect="1"/>
+            </wp:cNvGraphicFramePr>
+            <a:graphic xmlns:a="http://schemas.openxmlformats.org/drawingml/2006/main">
+              <a:graphicData uri="http://schemas.openxmlformats.org/drawingml/2006/picture">
+                <pic:pic xmlns:pic="http://schemas.openxmlformats.org/drawingml/2006/picture">
+                  <pic:nvPicPr>
+                    <pic:cNvPr id="1" name=""/>
+                    <pic:cNvPicPr/>
+                  </pic:nvPicPr>
+                  <pic:blipFill rotWithShape="1">
+                    <a:blip r:embed="rId15"/>
+                    <a:srcRect l="-237" t="886" r="237" b="40479"/>
+                    <a:stretch/>
+                  </pic:blipFill>
+                  <pic:spPr bwMode="auto">
+                    <a:xfrm>
+                      <a:off x="0" y="0"/>
+                      <a:ext cx="6182360" cy="1938528"/>
+                    </a:xfrm>
+                    <a:prstGeom prst="rect">
+                      <a:avLst/>
+                    </a:prstGeom>
+                    <a:ln>
+                      <a:noFill/>
+                    </a:ln>
+                    <a:extLst>
+                      <a:ext uri="{53640926-AAD7-44D8-BBD7-CCE9431645EC}">
+                        <a14:shadowObscured xmlns:a14="http://schemas.microsoft.com/office/drawing/2010/main"/>
+                      </a:ext>
+                    </a:extLst>
+                  </pic:spPr>
+                </pic:pic>
+              </a:graphicData>
+            </a:graphic>
+          </wp:inline>
+        </w:drawing>
+      </w:r>
+    </w:p>
+    <w:p>
+      <w:pPr>
+        <w:pStyle w:val="S"/>
+      </w:pPr>
+    </w:p>
+    <w:p>
+      <w:pPr>
+        <w:pStyle w:val="S"/>
+      </w:pPr>
+      <w:r>
+        <w:rPr>
+          <w:noProof/>
+        </w:rPr>
+        <w:drawing>
+          <wp:inline distT="0" distB="0" distL="0" distR="0" wp14:anchorId="576D5B77" wp14:editId="023EBB38">
+            <wp:extent cx="6188710" cy="3309620"/>
+            <wp:effectExtent l="0" t="0" r="2540" b="5080"/>
+            <wp:docPr id="3" name="Picture 3"/>
+            <wp:cNvGraphicFramePr>
+              <a:graphicFrameLocks xmlns:a="http://schemas.openxmlformats.org/drawingml/2006/main" noChangeAspect="1"/>
+            </wp:cNvGraphicFramePr>
+            <a:graphic xmlns:a="http://schemas.openxmlformats.org/drawingml/2006/main">
+              <a:graphicData uri="http://schemas.openxmlformats.org/drawingml/2006/picture">
+                <pic:pic xmlns:pic="http://schemas.openxmlformats.org/drawingml/2006/picture">
+                  <pic:nvPicPr>
+                    <pic:cNvPr id="1" name=""/>
+                    <pic:cNvPicPr/>
+                  </pic:nvPicPr>
+                  <pic:blipFill>
+                    <a:blip r:embed="rId16"/>
+                    <a:stretch>
+                      <a:fillRect/>
+                    </a:stretch>
+                  </pic:blipFill>
+                  <pic:spPr>
+                    <a:xfrm>
+                      <a:off x="0" y="0"/>
+                      <a:ext cx="6188710" cy="3309620"/>
+                    </a:xfrm>
+                    <a:prstGeom prst="rect">
+                      <a:avLst/>
+                    </a:prstGeom>
+                  </pic:spPr>
+                </pic:pic>
+              </a:graphicData>
+            </a:graphic>
+          </wp:inline>
+        </w:drawing>
+      </w:r>
+    </w:p>
+    <w:p>
+      <w:pPr>
+        <w:pStyle w:val="S"/>
+      </w:pPr>
+    </w:p>
+    <w:p>
+      <w:pPr>
+        <w:pStyle w:val="H"/>
+      </w:pPr>
+      <w:r>
+        <w:t>Conclusion:</w:t>
+      </w:r>
+    </w:p>
+    <w:p>
+      <w:pPr>
+        <w:pStyle w:val="T"/>
+      </w:pPr>
+      <w:r>
+        <w:t xml:space="preserve">Successfully implemented </w:t>
+      </w:r>
+      <w:r>
+        <w:t>a weather application using Flask that retrieves and displays weather information based on user input.</w:t>
+      </w:r>
+    </w:p>
     <w:sectPr>
-      <w:headerReference w:type="even" r:id="rId7"/>
-      <w:headerReference w:type="default" r:id="rId8"/>
-      <w:footerReference w:type="even" r:id="rId9"/>
-      <w:footerReference w:type="default" r:id="rId10"/>
-      <w:headerReference w:type="first" r:id="rId11"/>
-      <w:footerReference w:type="first" r:id="rId12"/>
+      <w:type w:val="continuous"/>
       <w:pgSz w:w="11906" w:h="16838"/>
       <w:pgMar w:top="1440" w:right="1080" w:bottom="1440" w:left="1080" w:header="708" w:footer="708" w:gutter="0"/>
       <w:cols w:space="708"/>
@@ -109,7 +2234,7 @@
         <w:noProof/>
         <w:color w:val="000000" w:themeColor="text1"/>
       </w:rPr>
-      <w:t xml:space="preserve">       </w:t>
+      <w:t xml:space="preserve">      </w:t>
     </w:r>
     <w:r>
       <w:rPr>
@@ -289,6 +2414,432 @@
     </w:pPr>
   </w:p>
 </w:hdr>
+</file>
+
+<file path=word/numbering.xml><?xml version="1.0" encoding="utf-8"?>
+<w:numbering xmlns:wpc="http://schemas.microsoft.com/office/word/2010/wordprocessingCanvas" xmlns:cx="http://schemas.microsoft.com/office/drawing/2014/chartex" xmlns:cx1="http://schemas.microsoft.com/office/drawing/2015/9/8/chartex" xmlns:cx2="http://schemas.microsoft.com/office/drawing/2015/10/21/chartex" xmlns:cx3="http://schemas.microsoft.com/office/drawing/2016/5/9/chartex" xmlns:cx4="http://schemas.microsoft.com/office/drawing/2016/5/10/chartex" xmlns:cx5="http://schemas.microsoft.com/office/drawing/2016/5/11/chartex" xmlns:cx6="http://schemas.microsoft.com/office/drawing/2016/5/12/chartex" xmlns:cx7="http://schemas.microsoft.com/office/drawing/2016/5/13/chartex" xmlns:cx8="http://schemas.microsoft.com/office/drawing/2016/5/14/chartex" xmlns:mc="http://schemas.openxmlformats.org/markup-compatibility/2006" xmlns:aink="http://schemas.microsoft.com/office/drawing/2016/ink" xmlns:am3d="http://schemas.microsoft.com/office/drawing/2017/model3d" xmlns:o="urn:schemas-microsoft-com:office:office" xmlns:r="http://schemas.openxmlformats.org/officeDocument/2006/relationships" xmlns:m="http://schemas.openxmlformats.org/officeDocument/2006/math" xmlns:v="urn:schemas-microsoft-com:vml" xmlns:wp14="http://schemas.microsoft.com/office/word/2010/wordprocessingDrawing" xmlns:wp="http://schemas.openxmlformats.org/drawingml/2006/wordprocessingDrawing" xmlns:w10="urn:schemas-microsoft-com:office:word" xmlns:w="http://schemas.openxmlformats.org/wordprocessingml/2006/main" xmlns:w14="http://schemas.microsoft.com/office/word/2010/wordml" xmlns:w15="http://schemas.microsoft.com/office/word/2012/wordml" xmlns:w16cex="http://schemas.microsoft.com/office/word/2018/wordml/cex" xmlns:w16cid="http://schemas.microsoft.com/office/word/2016/wordml/cid" xmlns:w16="http://schemas.microsoft.com/office/word/2018/wordml" xmlns:w16sdtdh="http://schemas.microsoft.com/office/word/2020/wordml/sdtdatahash" xmlns:w16se="http://schemas.microsoft.com/office/word/2015/wordml/symex" xmlns:wpg="http://schemas.microsoft.com/office/word/2010/wordprocessingGroup" xmlns:wpi="http://schemas.microsoft.com/office/word/2010/wordprocessingInk" xmlns:wne="http://schemas.microsoft.com/office/word/2006/wordml" xmlns:wps="http://schemas.microsoft.com/office/word/2010/wordprocessingShape" mc:Ignorable="w14 w15 w16se w16cid w16 w16cex w16sdtdh wp14">
+  <w:abstractNum w:abstractNumId="0" w15:restartNumberingAfterBreak="0">
+    <w:nsid w:val="337844B7"/>
+    <w:multiLevelType w:val="hybridMultilevel"/>
+    <w:tmpl w:val="E9F88D1A"/>
+    <w:lvl w:ilvl="0" w:tplc="80F6D2BC">
+      <w:start w:val="1"/>
+      <w:numFmt w:val="bullet"/>
+      <w:pStyle w:val="L"/>
+      <w:lvlText w:val=""/>
+      <w:lvlJc w:val="left"/>
+      <w:pPr>
+        <w:ind w:left="720" w:hanging="360"/>
+      </w:pPr>
+      <w:rPr>
+        <w:rFonts w:ascii="Symbol" w:hAnsi="Symbol" w:hint="default"/>
+      </w:rPr>
+    </w:lvl>
+    <w:lvl w:ilvl="1" w:tplc="40090003" w:tentative="1">
+      <w:start w:val="1"/>
+      <w:numFmt w:val="bullet"/>
+      <w:lvlText w:val="o"/>
+      <w:lvlJc w:val="left"/>
+      <w:pPr>
+        <w:ind w:left="1440" w:hanging="360"/>
+      </w:pPr>
+      <w:rPr>
+        <w:rFonts w:ascii="Courier New" w:hAnsi="Courier New" w:cs="Courier New" w:hint="default"/>
+      </w:rPr>
+    </w:lvl>
+    <w:lvl w:ilvl="2" w:tplc="40090005" w:tentative="1">
+      <w:start w:val="1"/>
+      <w:numFmt w:val="bullet"/>
+      <w:lvlText w:val=""/>
+      <w:lvlJc w:val="left"/>
+      <w:pPr>
+        <w:ind w:left="2160" w:hanging="360"/>
+      </w:pPr>
+      <w:rPr>
+        <w:rFonts w:ascii="Wingdings" w:hAnsi="Wingdings" w:hint="default"/>
+      </w:rPr>
+    </w:lvl>
+    <w:lvl w:ilvl="3" w:tplc="40090001" w:tentative="1">
+      <w:start w:val="1"/>
+      <w:numFmt w:val="bullet"/>
+      <w:lvlText w:val=""/>
+      <w:lvlJc w:val="left"/>
+      <w:pPr>
+        <w:ind w:left="2880" w:hanging="360"/>
+      </w:pPr>
+      <w:rPr>
+        <w:rFonts w:ascii="Symbol" w:hAnsi="Symbol" w:hint="default"/>
+      </w:rPr>
+    </w:lvl>
+    <w:lvl w:ilvl="4" w:tplc="40090003" w:tentative="1">
+      <w:start w:val="1"/>
+      <w:numFmt w:val="bullet"/>
+      <w:lvlText w:val="o"/>
+      <w:lvlJc w:val="left"/>
+      <w:pPr>
+        <w:ind w:left="3600" w:hanging="360"/>
+      </w:pPr>
+      <w:rPr>
+        <w:rFonts w:ascii="Courier New" w:hAnsi="Courier New" w:cs="Courier New" w:hint="default"/>
+      </w:rPr>
+    </w:lvl>
+    <w:lvl w:ilvl="5" w:tplc="40090005" w:tentative="1">
+      <w:start w:val="1"/>
+      <w:numFmt w:val="bullet"/>
+      <w:lvlText w:val=""/>
+      <w:lvlJc w:val="left"/>
+      <w:pPr>
+        <w:ind w:left="4320" w:hanging="360"/>
+      </w:pPr>
+      <w:rPr>
+        <w:rFonts w:ascii="Wingdings" w:hAnsi="Wingdings" w:hint="default"/>
+      </w:rPr>
+    </w:lvl>
+    <w:lvl w:ilvl="6" w:tplc="40090001" w:tentative="1">
+      <w:start w:val="1"/>
+      <w:numFmt w:val="bullet"/>
+      <w:lvlText w:val=""/>
+      <w:lvlJc w:val="left"/>
+      <w:pPr>
+        <w:ind w:left="5040" w:hanging="360"/>
+      </w:pPr>
+      <w:rPr>
+        <w:rFonts w:ascii="Symbol" w:hAnsi="Symbol" w:hint="default"/>
+      </w:rPr>
+    </w:lvl>
+    <w:lvl w:ilvl="7" w:tplc="40090003" w:tentative="1">
+      <w:start w:val="1"/>
+      <w:numFmt w:val="bullet"/>
+      <w:lvlText w:val="o"/>
+      <w:lvlJc w:val="left"/>
+      <w:pPr>
+        <w:ind w:left="5760" w:hanging="360"/>
+      </w:pPr>
+      <w:rPr>
+        <w:rFonts w:ascii="Courier New" w:hAnsi="Courier New" w:cs="Courier New" w:hint="default"/>
+      </w:rPr>
+    </w:lvl>
+    <w:lvl w:ilvl="8" w:tplc="40090005" w:tentative="1">
+      <w:start w:val="1"/>
+      <w:numFmt w:val="bullet"/>
+      <w:lvlText w:val=""/>
+      <w:lvlJc w:val="left"/>
+      <w:pPr>
+        <w:ind w:left="6480" w:hanging="360"/>
+      </w:pPr>
+      <w:rPr>
+        <w:rFonts w:ascii="Wingdings" w:hAnsi="Wingdings" w:hint="default"/>
+      </w:rPr>
+    </w:lvl>
+  </w:abstractNum>
+  <w:abstractNum w:abstractNumId="1" w15:restartNumberingAfterBreak="0">
+    <w:nsid w:val="3BFA2B28"/>
+    <w:multiLevelType w:val="multilevel"/>
+    <w:tmpl w:val="C734D462"/>
+    <w:lvl w:ilvl="0">
+      <w:start w:val="1"/>
+      <w:numFmt w:val="bullet"/>
+      <w:lvlText w:val=""/>
+      <w:lvlJc w:val="left"/>
+      <w:pPr>
+        <w:tabs>
+          <w:tab w:val="num" w:pos="720"/>
+        </w:tabs>
+        <w:ind w:left="720" w:hanging="360"/>
+      </w:pPr>
+      <w:rPr>
+        <w:rFonts w:ascii="Symbol" w:hAnsi="Symbol" w:hint="default"/>
+        <w:sz w:val="20"/>
+      </w:rPr>
+    </w:lvl>
+    <w:lvl w:ilvl="1" w:tentative="1">
+      <w:start w:val="1"/>
+      <w:numFmt w:val="bullet"/>
+      <w:lvlText w:val="o"/>
+      <w:lvlJc w:val="left"/>
+      <w:pPr>
+        <w:tabs>
+          <w:tab w:val="num" w:pos="1440"/>
+        </w:tabs>
+        <w:ind w:left="1440" w:hanging="360"/>
+      </w:pPr>
+      <w:rPr>
+        <w:rFonts w:ascii="Courier New" w:hAnsi="Courier New" w:hint="default"/>
+        <w:sz w:val="20"/>
+      </w:rPr>
+    </w:lvl>
+    <w:lvl w:ilvl="2" w:tentative="1">
+      <w:start w:val="1"/>
+      <w:numFmt w:val="bullet"/>
+      <w:lvlText w:val=""/>
+      <w:lvlJc w:val="left"/>
+      <w:pPr>
+        <w:tabs>
+          <w:tab w:val="num" w:pos="2160"/>
+        </w:tabs>
+        <w:ind w:left="2160" w:hanging="360"/>
+      </w:pPr>
+      <w:rPr>
+        <w:rFonts w:ascii="Wingdings" w:hAnsi="Wingdings" w:hint="default"/>
+        <w:sz w:val="20"/>
+      </w:rPr>
+    </w:lvl>
+    <w:lvl w:ilvl="3" w:tentative="1">
+      <w:start w:val="1"/>
+      <w:numFmt w:val="bullet"/>
+      <w:lvlText w:val=""/>
+      <w:lvlJc w:val="left"/>
+      <w:pPr>
+        <w:tabs>
+          <w:tab w:val="num" w:pos="2880"/>
+        </w:tabs>
+        <w:ind w:left="2880" w:hanging="360"/>
+      </w:pPr>
+      <w:rPr>
+        <w:rFonts w:ascii="Wingdings" w:hAnsi="Wingdings" w:hint="default"/>
+        <w:sz w:val="20"/>
+      </w:rPr>
+    </w:lvl>
+    <w:lvl w:ilvl="4" w:tentative="1">
+      <w:start w:val="1"/>
+      <w:numFmt w:val="bullet"/>
+      <w:lvlText w:val=""/>
+      <w:lvlJc w:val="left"/>
+      <w:pPr>
+        <w:tabs>
+          <w:tab w:val="num" w:pos="3600"/>
+        </w:tabs>
+        <w:ind w:left="3600" w:hanging="360"/>
+      </w:pPr>
+      <w:rPr>
+        <w:rFonts w:ascii="Wingdings" w:hAnsi="Wingdings" w:hint="default"/>
+        <w:sz w:val="20"/>
+      </w:rPr>
+    </w:lvl>
+    <w:lvl w:ilvl="5" w:tentative="1">
+      <w:start w:val="1"/>
+      <w:numFmt w:val="bullet"/>
+      <w:lvlText w:val=""/>
+      <w:lvlJc w:val="left"/>
+      <w:pPr>
+        <w:tabs>
+          <w:tab w:val="num" w:pos="4320"/>
+        </w:tabs>
+        <w:ind w:left="4320" w:hanging="360"/>
+      </w:pPr>
+      <w:rPr>
+        <w:rFonts w:ascii="Wingdings" w:hAnsi="Wingdings" w:hint="default"/>
+        <w:sz w:val="20"/>
+      </w:rPr>
+    </w:lvl>
+    <w:lvl w:ilvl="6" w:tentative="1">
+      <w:start w:val="1"/>
+      <w:numFmt w:val="bullet"/>
+      <w:lvlText w:val=""/>
+      <w:lvlJc w:val="left"/>
+      <w:pPr>
+        <w:tabs>
+          <w:tab w:val="num" w:pos="5040"/>
+        </w:tabs>
+        <w:ind w:left="5040" w:hanging="360"/>
+      </w:pPr>
+      <w:rPr>
+        <w:rFonts w:ascii="Wingdings" w:hAnsi="Wingdings" w:hint="default"/>
+        <w:sz w:val="20"/>
+      </w:rPr>
+    </w:lvl>
+    <w:lvl w:ilvl="7" w:tentative="1">
+      <w:start w:val="1"/>
+      <w:numFmt w:val="bullet"/>
+      <w:lvlText w:val=""/>
+      <w:lvlJc w:val="left"/>
+      <w:pPr>
+        <w:tabs>
+          <w:tab w:val="num" w:pos="5760"/>
+        </w:tabs>
+        <w:ind w:left="5760" w:hanging="360"/>
+      </w:pPr>
+      <w:rPr>
+        <w:rFonts w:ascii="Wingdings" w:hAnsi="Wingdings" w:hint="default"/>
+        <w:sz w:val="20"/>
+      </w:rPr>
+    </w:lvl>
+    <w:lvl w:ilvl="8" w:tentative="1">
+      <w:start w:val="1"/>
+      <w:numFmt w:val="bullet"/>
+      <w:lvlText w:val=""/>
+      <w:lvlJc w:val="left"/>
+      <w:pPr>
+        <w:tabs>
+          <w:tab w:val="num" w:pos="6480"/>
+        </w:tabs>
+        <w:ind w:left="6480" w:hanging="360"/>
+      </w:pPr>
+      <w:rPr>
+        <w:rFonts w:ascii="Wingdings" w:hAnsi="Wingdings" w:hint="default"/>
+        <w:sz w:val="20"/>
+      </w:rPr>
+    </w:lvl>
+  </w:abstractNum>
+  <w:abstractNum w:abstractNumId="2" w15:restartNumberingAfterBreak="0">
+    <w:nsid w:val="419C4BF7"/>
+    <w:multiLevelType w:val="multilevel"/>
+    <w:tmpl w:val="FEBACE62"/>
+    <w:lvl w:ilvl="0">
+      <w:start w:val="1"/>
+      <w:numFmt w:val="bullet"/>
+      <w:lvlText w:val=""/>
+      <w:lvlJc w:val="left"/>
+      <w:pPr>
+        <w:tabs>
+          <w:tab w:val="num" w:pos="720"/>
+        </w:tabs>
+        <w:ind w:left="720" w:hanging="360"/>
+      </w:pPr>
+      <w:rPr>
+        <w:rFonts w:ascii="Symbol" w:hAnsi="Symbol" w:hint="default"/>
+        <w:sz w:val="20"/>
+      </w:rPr>
+    </w:lvl>
+    <w:lvl w:ilvl="1" w:tentative="1">
+      <w:start w:val="1"/>
+      <w:numFmt w:val="bullet"/>
+      <w:lvlText w:val="o"/>
+      <w:lvlJc w:val="left"/>
+      <w:pPr>
+        <w:tabs>
+          <w:tab w:val="num" w:pos="1440"/>
+        </w:tabs>
+        <w:ind w:left="1440" w:hanging="360"/>
+      </w:pPr>
+      <w:rPr>
+        <w:rFonts w:ascii="Courier New" w:hAnsi="Courier New" w:hint="default"/>
+        <w:sz w:val="20"/>
+      </w:rPr>
+    </w:lvl>
+    <w:lvl w:ilvl="2" w:tentative="1">
+      <w:start w:val="1"/>
+      <w:numFmt w:val="bullet"/>
+      <w:lvlText w:val=""/>
+      <w:lvlJc w:val="left"/>
+      <w:pPr>
+        <w:tabs>
+          <w:tab w:val="num" w:pos="2160"/>
+        </w:tabs>
+        <w:ind w:left="2160" w:hanging="360"/>
+      </w:pPr>
+      <w:rPr>
+        <w:rFonts w:ascii="Wingdings" w:hAnsi="Wingdings" w:hint="default"/>
+        <w:sz w:val="20"/>
+      </w:rPr>
+    </w:lvl>
+    <w:lvl w:ilvl="3" w:tentative="1">
+      <w:start w:val="1"/>
+      <w:numFmt w:val="bullet"/>
+      <w:lvlText w:val=""/>
+      <w:lvlJc w:val="left"/>
+      <w:pPr>
+        <w:tabs>
+          <w:tab w:val="num" w:pos="2880"/>
+        </w:tabs>
+        <w:ind w:left="2880" w:hanging="360"/>
+      </w:pPr>
+      <w:rPr>
+        <w:rFonts w:ascii="Wingdings" w:hAnsi="Wingdings" w:hint="default"/>
+        <w:sz w:val="20"/>
+      </w:rPr>
+    </w:lvl>
+    <w:lvl w:ilvl="4" w:tentative="1">
+      <w:start w:val="1"/>
+      <w:numFmt w:val="bullet"/>
+      <w:lvlText w:val=""/>
+      <w:lvlJc w:val="left"/>
+      <w:pPr>
+        <w:tabs>
+          <w:tab w:val="num" w:pos="3600"/>
+        </w:tabs>
+        <w:ind w:left="3600" w:hanging="360"/>
+      </w:pPr>
+      <w:rPr>
+        <w:rFonts w:ascii="Wingdings" w:hAnsi="Wingdings" w:hint="default"/>
+        <w:sz w:val="20"/>
+      </w:rPr>
+    </w:lvl>
+    <w:lvl w:ilvl="5" w:tentative="1">
+      <w:start w:val="1"/>
+      <w:numFmt w:val="bullet"/>
+      <w:lvlText w:val=""/>
+      <w:lvlJc w:val="left"/>
+      <w:pPr>
+        <w:tabs>
+          <w:tab w:val="num" w:pos="4320"/>
+        </w:tabs>
+        <w:ind w:left="4320" w:hanging="360"/>
+      </w:pPr>
+      <w:rPr>
+        <w:rFonts w:ascii="Wingdings" w:hAnsi="Wingdings" w:hint="default"/>
+        <w:sz w:val="20"/>
+      </w:rPr>
+    </w:lvl>
+    <w:lvl w:ilvl="6" w:tentative="1">
+      <w:start w:val="1"/>
+      <w:numFmt w:val="bullet"/>
+      <w:lvlText w:val=""/>
+      <w:lvlJc w:val="left"/>
+      <w:pPr>
+        <w:tabs>
+          <w:tab w:val="num" w:pos="5040"/>
+        </w:tabs>
+        <w:ind w:left="5040" w:hanging="360"/>
+      </w:pPr>
+      <w:rPr>
+        <w:rFonts w:ascii="Wingdings" w:hAnsi="Wingdings" w:hint="default"/>
+        <w:sz w:val="20"/>
+      </w:rPr>
+    </w:lvl>
+    <w:lvl w:ilvl="7" w:tentative="1">
+      <w:start w:val="1"/>
+      <w:numFmt w:val="bullet"/>
+      <w:lvlText w:val=""/>
+      <w:lvlJc w:val="left"/>
+      <w:pPr>
+        <w:tabs>
+          <w:tab w:val="num" w:pos="5760"/>
+        </w:tabs>
+        <w:ind w:left="5760" w:hanging="360"/>
+      </w:pPr>
+      <w:rPr>
+        <w:rFonts w:ascii="Wingdings" w:hAnsi="Wingdings" w:hint="default"/>
+        <w:sz w:val="20"/>
+      </w:rPr>
+    </w:lvl>
+    <w:lvl w:ilvl="8" w:tentative="1">
+      <w:start w:val="1"/>
+      <w:numFmt w:val="bullet"/>
+      <w:lvlText w:val=""/>
+      <w:lvlJc w:val="left"/>
+      <w:pPr>
+        <w:tabs>
+          <w:tab w:val="num" w:pos="6480"/>
+        </w:tabs>
+        <w:ind w:left="6480" w:hanging="360"/>
+      </w:pPr>
+      <w:rPr>
+        <w:rFonts w:ascii="Wingdings" w:hAnsi="Wingdings" w:hint="default"/>
+        <w:sz w:val="20"/>
+      </w:rPr>
+    </w:lvl>
+  </w:abstractNum>
+  <w:num w:numId="1">
+    <w:abstractNumId w:val="0"/>
+  </w:num>
+  <w:num w:numId="2">
+    <w:abstractNumId w:val="1"/>
+  </w:num>
+  <w:num w:numId="3">
+    <w:abstractNumId w:val="2"/>
+  </w:num>
+</w:numbering>
 </file>
 
 <file path=word/styles.xml><?xml version="1.0" encoding="utf-8"?>
@@ -690,10 +3241,50 @@
     <w:name w:val="Normal"/>
     <w:qFormat/>
   </w:style>
+  <w:style w:type="paragraph" w:styleId="Heading1">
+    <w:name w:val="heading 1"/>
+    <w:basedOn w:val="Normal"/>
+    <w:next w:val="Normal"/>
+    <w:link w:val="Heading1Char"/>
+    <w:uiPriority w:val="9"/>
+    <w:qFormat/>
+    <w:rsid w:val="007812AE"/>
+    <w:pPr>
+      <w:keepNext/>
+      <w:keepLines/>
+      <w:spacing w:before="240" w:after="0"/>
+      <w:outlineLvl w:val="0"/>
+    </w:pPr>
+    <w:rPr>
+      <w:rFonts w:asciiTheme="majorHAnsi" w:eastAsiaTheme="majorEastAsia" w:hAnsiTheme="majorHAnsi" w:cstheme="majorBidi"/>
+      <w:color w:val="2F5496" w:themeColor="accent1" w:themeShade="BF"/>
+      <w:sz w:val="32"/>
+      <w:szCs w:val="32"/>
+    </w:rPr>
+  </w:style>
+  <w:style w:type="paragraph" w:styleId="Heading2">
+    <w:name w:val="heading 2"/>
+    <w:basedOn w:val="Normal"/>
+    <w:link w:val="Heading2Char"/>
+    <w:uiPriority w:val="9"/>
+    <w:qFormat/>
+    <w:rsid w:val="00FF1DF3"/>
+    <w:pPr>
+      <w:spacing w:before="100" w:beforeAutospacing="1" w:after="100" w:afterAutospacing="1" w:line="240" w:lineRule="auto"/>
+      <w:outlineLvl w:val="1"/>
+    </w:pPr>
+    <w:rPr>
+      <w:rFonts w:ascii="Times New Roman" w:eastAsia="Times New Roman" w:hAnsi="Times New Roman" w:cs="Times New Roman"/>
+      <w:b/>
+      <w:bCs/>
+      <w:sz w:val="36"/>
+      <w:szCs w:val="36"/>
+      <w:lang w:eastAsia="en-IN"/>
+    </w:rPr>
+  </w:style>
   <w:style w:type="character" w:default="1" w:styleId="DefaultParagraphFont">
     <w:name w:val="Default Paragraph Font"/>
     <w:uiPriority w:val="1"/>
-    <w:semiHidden/>
     <w:unhideWhenUsed/>
   </w:style>
   <w:style w:type="table" w:default="1" w:styleId="TableNormal">
@@ -1071,6 +3662,209 @@
       </w:tcPr>
     </w:tblStylePr>
   </w:style>
+  <w:style w:type="paragraph" w:customStyle="1" w:styleId="H">
+    <w:name w:val="H"/>
+    <w:basedOn w:val="Normal"/>
+    <w:link w:val="HChar"/>
+    <w:qFormat/>
+    <w:rsid w:val="003F2226"/>
+    <w:rPr>
+      <w:b/>
+      <w:bCs/>
+      <w:sz w:val="24"/>
+      <w:szCs w:val="24"/>
+      <w:lang w:val="en-US"/>
+    </w:rPr>
+  </w:style>
+  <w:style w:type="paragraph" w:customStyle="1" w:styleId="T">
+    <w:name w:val="T"/>
+    <w:basedOn w:val="H"/>
+    <w:link w:val="TChar"/>
+    <w:qFormat/>
+    <w:rsid w:val="003F2226"/>
+    <w:rPr>
+      <w:b w:val="0"/>
+      <w:bCs w:val="0"/>
+      <w:sz w:val="22"/>
+      <w:szCs w:val="22"/>
+    </w:rPr>
+  </w:style>
+  <w:style w:type="character" w:customStyle="1" w:styleId="HChar">
+    <w:name w:val="H Char"/>
+    <w:basedOn w:val="DefaultParagraphFont"/>
+    <w:link w:val="H"/>
+    <w:rsid w:val="003F2226"/>
+    <w:rPr>
+      <w:b/>
+      <w:bCs/>
+      <w:sz w:val="24"/>
+      <w:szCs w:val="24"/>
+      <w:lang w:val="en-US"/>
+    </w:rPr>
+  </w:style>
+  <w:style w:type="paragraph" w:customStyle="1" w:styleId="S">
+    <w:name w:val="S"/>
+    <w:basedOn w:val="H"/>
+    <w:link w:val="SChar"/>
+    <w:qFormat/>
+    <w:rsid w:val="003F2226"/>
+    <w:rPr>
+      <w:sz w:val="4"/>
+      <w:szCs w:val="4"/>
+    </w:rPr>
+  </w:style>
+  <w:style w:type="character" w:customStyle="1" w:styleId="TChar">
+    <w:name w:val="T Char"/>
+    <w:basedOn w:val="HChar"/>
+    <w:link w:val="T"/>
+    <w:rsid w:val="003F2226"/>
+    <w:rPr>
+      <w:b w:val="0"/>
+      <w:bCs w:val="0"/>
+      <w:sz w:val="24"/>
+      <w:szCs w:val="24"/>
+      <w:lang w:val="en-US"/>
+    </w:rPr>
+  </w:style>
+  <w:style w:type="character" w:customStyle="1" w:styleId="SChar">
+    <w:name w:val="S Char"/>
+    <w:basedOn w:val="HChar"/>
+    <w:link w:val="S"/>
+    <w:rsid w:val="003F2226"/>
+    <w:rPr>
+      <w:b/>
+      <w:bCs/>
+      <w:sz w:val="4"/>
+      <w:szCs w:val="4"/>
+      <w:lang w:val="en-US"/>
+    </w:rPr>
+  </w:style>
+  <w:style w:type="paragraph" w:customStyle="1" w:styleId="L">
+    <w:name w:val="L"/>
+    <w:basedOn w:val="T"/>
+    <w:link w:val="LChar"/>
+    <w:qFormat/>
+    <w:rsid w:val="00DC3350"/>
+    <w:pPr>
+      <w:numPr>
+        <w:numId w:val="1"/>
+      </w:numPr>
+      <w:spacing w:after="5"/>
+      <w:ind w:left="714" w:hanging="357"/>
+    </w:pPr>
+  </w:style>
+  <w:style w:type="character" w:customStyle="1" w:styleId="Heading2Char">
+    <w:name w:val="Heading 2 Char"/>
+    <w:basedOn w:val="DefaultParagraphFont"/>
+    <w:link w:val="Heading2"/>
+    <w:uiPriority w:val="9"/>
+    <w:rsid w:val="00FF1DF3"/>
+    <w:rPr>
+      <w:rFonts w:ascii="Times New Roman" w:eastAsia="Times New Roman" w:hAnsi="Times New Roman" w:cs="Times New Roman"/>
+      <w:b/>
+      <w:bCs/>
+      <w:sz w:val="36"/>
+      <w:szCs w:val="36"/>
+      <w:lang w:eastAsia="en-IN"/>
+    </w:rPr>
+  </w:style>
+  <w:style w:type="character" w:customStyle="1" w:styleId="LChar">
+    <w:name w:val="L Char"/>
+    <w:basedOn w:val="TChar"/>
+    <w:link w:val="L"/>
+    <w:rsid w:val="00DC3350"/>
+    <w:rPr>
+      <w:b w:val="0"/>
+      <w:bCs w:val="0"/>
+      <w:sz w:val="24"/>
+      <w:szCs w:val="24"/>
+      <w:lang w:val="en-US"/>
+    </w:rPr>
+  </w:style>
+  <w:style w:type="character" w:styleId="Strong">
+    <w:name w:val="Strong"/>
+    <w:basedOn w:val="DefaultParagraphFont"/>
+    <w:uiPriority w:val="22"/>
+    <w:qFormat/>
+    <w:rsid w:val="00FF1DF3"/>
+    <w:rPr>
+      <w:b/>
+      <w:bCs/>
+    </w:rPr>
+  </w:style>
+  <w:style w:type="table" w:styleId="TableGrid">
+    <w:name w:val="Table Grid"/>
+    <w:basedOn w:val="TableNormal"/>
+    <w:uiPriority w:val="39"/>
+    <w:rsid w:val="00FF1DF3"/>
+    <w:pPr>
+      <w:spacing w:after="0" w:line="240" w:lineRule="auto"/>
+    </w:pPr>
+    <w:tblPr>
+      <w:tblBorders>
+        <w:top w:val="single" w:sz="4" w:space="0" w:color="auto"/>
+        <w:left w:val="single" w:sz="4" w:space="0" w:color="auto"/>
+        <w:bottom w:val="single" w:sz="4" w:space="0" w:color="auto"/>
+        <w:right w:val="single" w:sz="4" w:space="0" w:color="auto"/>
+        <w:insideH w:val="single" w:sz="4" w:space="0" w:color="auto"/>
+        <w:insideV w:val="single" w:sz="4" w:space="0" w:color="auto"/>
+      </w:tblBorders>
+    </w:tblPr>
+  </w:style>
+  <w:style w:type="character" w:customStyle="1" w:styleId="Heading1Char">
+    <w:name w:val="Heading 1 Char"/>
+    <w:basedOn w:val="DefaultParagraphFont"/>
+    <w:link w:val="Heading1"/>
+    <w:uiPriority w:val="9"/>
+    <w:rsid w:val="007812AE"/>
+    <w:rPr>
+      <w:rFonts w:asciiTheme="majorHAnsi" w:eastAsiaTheme="majorEastAsia" w:hAnsiTheme="majorHAnsi" w:cstheme="majorBidi"/>
+      <w:color w:val="2F5496" w:themeColor="accent1" w:themeShade="BF"/>
+      <w:sz w:val="32"/>
+      <w:szCs w:val="32"/>
+    </w:rPr>
+  </w:style>
+  <w:style w:type="paragraph" w:customStyle="1" w:styleId="ds-markdown-paragraph">
+    <w:name w:val="ds-markdown-paragraph"/>
+    <w:basedOn w:val="Normal"/>
+    <w:rsid w:val="00591146"/>
+    <w:pPr>
+      <w:spacing w:before="100" w:beforeAutospacing="1" w:after="100" w:afterAutospacing="1" w:line="240" w:lineRule="auto"/>
+    </w:pPr>
+    <w:rPr>
+      <w:rFonts w:ascii="Times New Roman" w:eastAsia="Times New Roman" w:hAnsi="Times New Roman" w:cs="Times New Roman"/>
+      <w:sz w:val="24"/>
+      <w:szCs w:val="24"/>
+      <w:lang w:eastAsia="en-IN"/>
+    </w:rPr>
+  </w:style>
+  <w:style w:type="character" w:styleId="HTMLCode">
+    <w:name w:val="HTML Code"/>
+    <w:basedOn w:val="DefaultParagraphFont"/>
+    <w:uiPriority w:val="99"/>
+    <w:semiHidden/>
+    <w:unhideWhenUsed/>
+    <w:rsid w:val="00E93FA8"/>
+    <w:rPr>
+      <w:rFonts w:ascii="Courier New" w:eastAsia="Times New Roman" w:hAnsi="Courier New" w:cs="Courier New"/>
+      <w:sz w:val="20"/>
+      <w:szCs w:val="20"/>
+    </w:rPr>
+  </w:style>
+  <w:style w:type="paragraph" w:customStyle="1" w:styleId="msonormal0">
+    <w:name w:val="msonormal"/>
+    <w:basedOn w:val="Normal"/>
+    <w:rsid w:val="005D5D39"/>
+    <w:pPr>
+      <w:spacing w:before="100" w:beforeAutospacing="1" w:after="100" w:afterAutospacing="1" w:line="240" w:lineRule="auto"/>
+    </w:pPr>
+    <w:rPr>
+      <w:rFonts w:ascii="Times New Roman" w:eastAsia="Times New Roman" w:hAnsi="Times New Roman" w:cs="Times New Roman"/>
+      <w:sz w:val="24"/>
+      <w:szCs w:val="24"/>
+      <w:lang w:eastAsia="en-IN"/>
+    </w:rPr>
+  </w:style>
 </w:styles>
 </file>
 
@@ -1112,6 +3906,34 @@
 
 <file path=word/glossary/fontTable.xml><?xml version="1.0" encoding="utf-8"?>
 <w:fonts xmlns:mc="http://schemas.openxmlformats.org/markup-compatibility/2006" xmlns:r="http://schemas.openxmlformats.org/officeDocument/2006/relationships" xmlns:w="http://schemas.openxmlformats.org/wordprocessingml/2006/main" xmlns:w14="http://schemas.microsoft.com/office/word/2010/wordml" xmlns:w15="http://schemas.microsoft.com/office/word/2012/wordml" xmlns:w16cex="http://schemas.microsoft.com/office/word/2018/wordml/cex" xmlns:w16cid="http://schemas.microsoft.com/office/word/2016/wordml/cid" xmlns:w16="http://schemas.microsoft.com/office/word/2018/wordml" xmlns:w16sdtdh="http://schemas.microsoft.com/office/word/2020/wordml/sdtdatahash" xmlns:w16se="http://schemas.microsoft.com/office/word/2015/wordml/symex" mc:Ignorable="w14 w15 w16se w16cid w16 w16cex w16sdtdh">
+  <w:font w:name="Symbol">
+    <w:panose1 w:val="05050102010706020507"/>
+    <w:charset w:val="02"/>
+    <w:family w:val="roman"/>
+    <w:pitch w:val="variable"/>
+    <w:sig w:usb0="00000000" w:usb1="10000000" w:usb2="00000000" w:usb3="00000000" w:csb0="80000000" w:csb1="00000000"/>
+  </w:font>
+  <w:font w:name="Times New Roman">
+    <w:panose1 w:val="02020603050405020304"/>
+    <w:charset w:val="00"/>
+    <w:family w:val="roman"/>
+    <w:pitch w:val="variable"/>
+    <w:sig w:usb0="E0002EFF" w:usb1="C000785B" w:usb2="00000009" w:usb3="00000000" w:csb0="000001FF" w:csb1="00000000"/>
+  </w:font>
+  <w:font w:name="Courier New">
+    <w:panose1 w:val="02070309020205020404"/>
+    <w:charset w:val="00"/>
+    <w:family w:val="modern"/>
+    <w:pitch w:val="fixed"/>
+    <w:sig w:usb0="E0002EFF" w:usb1="C0007843" w:usb2="00000009" w:usb3="00000000" w:csb0="000001FF" w:csb1="00000000"/>
+  </w:font>
+  <w:font w:name="Wingdings">
+    <w:panose1 w:val="05000000000000000000"/>
+    <w:charset w:val="02"/>
+    <w:family w:val="auto"/>
+    <w:pitch w:val="variable"/>
+    <w:sig w:usb0="00000000" w:usb1="10000000" w:usb2="00000000" w:usb3="00000000" w:csb0="80000000" w:csb1="00000000"/>
+  </w:font>
   <w:font w:name="Calibri">
     <w:panose1 w:val="020F0502020204030204"/>
     <w:charset w:val="00"/>
@@ -1119,12 +3941,12 @@
     <w:pitch w:val="variable"/>
     <w:sig w:usb0="E4002EFF" w:usb1="C000247B" w:usb2="00000009" w:usb3="00000000" w:csb0="000001FF" w:csb1="00000000"/>
   </w:font>
-  <w:font w:name="Times New Roman">
-    <w:panose1 w:val="02020603050405020304"/>
+  <w:font w:name="Calibri Light">
+    <w:panose1 w:val="020F0302020204030204"/>
     <w:charset w:val="00"/>
-    <w:family w:val="roman"/>
+    <w:family w:val="swiss"/>
     <w:pitch w:val="variable"/>
-    <w:sig w:usb0="E0002EFF" w:usb1="C000785B" w:usb2="00000009" w:usb3="00000000" w:csb0="000001FF" w:csb1="00000000"/>
+    <w:sig w:usb0="E4002EFF" w:usb1="C000247B" w:usb2="00000009" w:usb3="00000000" w:csb0="000001FF" w:csb1="00000000"/>
   </w:font>
   <w:font w:name="JetBrains Mono NL">
     <w:panose1 w:val="02000009000000000000"/>
@@ -1142,7 +3964,6 @@
   </w:font>
   <w:font w:name="Cascadia Code">
     <w:altName w:val="Segoe UI Symbol"/>
-    <w:panose1 w:val="020B0609020000020004"/>
     <w:charset w:val="00"/>
     <w:family w:val="modern"/>
     <w:pitch w:val="fixed"/>
@@ -1162,12 +3983,12 @@
     <w:pitch w:val="variable"/>
     <w:sig w:usb0="800002A7" w:usb1="28CF4400" w:usb2="00000016" w:usb3="00000000" w:csb0="00100009" w:csb1="00000000"/>
   </w:font>
-  <w:font w:name="Calibri Light">
-    <w:panose1 w:val="020F0302020204030204"/>
+  <w:font w:name="Segoe UI Emoji">
+    <w:panose1 w:val="020B0502040204020203"/>
     <w:charset w:val="00"/>
     <w:family w:val="swiss"/>
     <w:pitch w:val="variable"/>
-    <w:sig w:usb0="E4002EFF" w:usb1="C000247B" w:usb2="00000009" w:usb3="00000000" w:csb0="000001FF" w:csb1="00000000"/>
+    <w:sig w:usb0="00000003" w:usb1="02000000" w:usb2="00000000" w:usb3="00000000" w:csb0="00000001" w:csb1="00000000"/>
   </w:font>
 </w:fonts>
 </file>
@@ -1188,17 +4009,26 @@
   </w:compat>
   <w:rsids>
     <w:rsidRoot w:val="008238CD"/>
-    <w:rsid w:val="00222795"/>
+    <w:rsid w:val="00064D83"/>
+    <w:rsid w:val="002B5E2D"/>
     <w:rsid w:val="003A6ABC"/>
+    <w:rsid w:val="00420131"/>
     <w:rsid w:val="004F7305"/>
+    <w:rsid w:val="005E2640"/>
     <w:rsid w:val="006D2E04"/>
-    <w:rsid w:val="00726271"/>
     <w:rsid w:val="008238CD"/>
+    <w:rsid w:val="00915BA1"/>
+    <w:rsid w:val="009F78C8"/>
+    <w:rsid w:val="00A34D29"/>
     <w:rsid w:val="00A3501E"/>
     <w:rsid w:val="00AC7174"/>
+    <w:rsid w:val="00C100C8"/>
     <w:rsid w:val="00C208BF"/>
     <w:rsid w:val="00C95DE2"/>
     <w:rsid w:val="00D223CD"/>
+    <w:rsid w:val="00DC36A5"/>
+    <w:rsid w:val="00DD42C3"/>
+    <w:rsid w:val="00EA0E10"/>
     <w:rsid w:val="00FD669A"/>
   </w:rsids>
   <m:mathPr>
@@ -1968,10 +4798,22 @@
 </CoverPageProperties>
 </file>
 
+<file path=customXml/item2.xml><?xml version="1.0" encoding="utf-8"?>
+<b:Sources xmlns:b="http://schemas.openxmlformats.org/officeDocument/2006/bibliography" xmlns="http://schemas.openxmlformats.org/officeDocument/2006/bibliography" SelectedStyle="\APASixthEditionOfficeOnline.xsl" StyleName="APA" Version="6"/>
+</file>
+
 <file path=customXml/itemProps1.xml><?xml version="1.0" encoding="utf-8"?>
 <ds:datastoreItem xmlns:ds="http://schemas.openxmlformats.org/officeDocument/2006/customXml" ds:itemID="{55AF091B-3C7A-41E3-B477-F2FDAA23CFDA}">
   <ds:schemaRefs>
     <ds:schemaRef ds:uri="http://schemas.microsoft.com/office/2006/coverPageProps"/>
   </ds:schemaRefs>
 </ds:datastoreItem>
+</file>
+
+<file path=customXml/itemProps2.xml><?xml version="1.0" encoding="utf-8"?>
+<ds:datastoreItem xmlns:ds="http://schemas.openxmlformats.org/officeDocument/2006/customXml" ds:itemID="{F989467B-DDBC-4253-8D53-7FB4DA5CB92E}">
+  <ds:schemaRefs>
+    <ds:schemaRef ds:uri="http://schemas.openxmlformats.org/officeDocument/2006/bibliography"/>
+  </ds:schemaRefs>
+</ds:datastoreItem>
 </file>